--- a/labs/lab1/Lab1.docx
+++ b/labs/lab1/Lab1.docx
@@ -1,6 +1,6 @@
 
 <file path=word/document.xml><?xml version="1.0" encoding="utf-8"?>
-<w:document xmlns:wpc="http://schemas.microsoft.com/office/word/2010/wordprocessingCanvas" xmlns:cx="http://schemas.microsoft.com/office/drawing/2014/chartex" xmlns:cx1="http://schemas.microsoft.com/office/drawing/2015/9/8/chartex" xmlns:cx2="http://schemas.microsoft.com/office/drawing/2015/10/21/chartex" xmlns:cx3="http://schemas.microsoft.com/office/drawing/2016/5/9/chartex" xmlns:cx4="http://schemas.microsoft.com/office/drawing/2016/5/10/chartex" xmlns:cx5="http://schemas.microsoft.com/office/drawing/2016/5/11/chartex" xmlns:cx6="http://schemas.microsoft.com/office/drawing/2016/5/12/chartex" xmlns:cx7="http://schemas.microsoft.com/office/drawing/2016/5/13/chartex" xmlns:cx8="http://schemas.microsoft.com/office/drawing/2016/5/14/chartex" xmlns:mc="http://schemas.openxmlformats.org/markup-compatibility/2006" xmlns:aink="http://schemas.microsoft.com/office/drawing/2016/ink" xmlns:am3d="http://schemas.microsoft.com/office/drawing/2017/model3d" xmlns:o="urn:schemas-microsoft-com:office:office" xmlns:oel="http://schemas.microsoft.com/office/2019/extlst" xmlns:r="http://schemas.openxmlformats.org/officeDocument/2006/relationships" xmlns:m="http://schemas.openxmlformats.org/officeDocument/2006/math" xmlns:v="urn:schemas-microsoft-com:vml" xmlns:wp14="http://schemas.microsoft.com/office/word/2010/wordprocessingDrawing" xmlns:wp="http://schemas.openxmlformats.org/drawingml/2006/wordprocessingDrawing" xmlns:w10="urn:schemas-microsoft-com:office:word" xmlns:w="http://schemas.openxmlformats.org/wordprocessingml/2006/main" xmlns:w14="http://schemas.microsoft.com/office/word/2010/wordml" xmlns:w15="http://schemas.microsoft.com/office/word/2012/wordml" xmlns:w16cex="http://schemas.microsoft.com/office/word/2018/wordml/cex" xmlns:w16cid="http://schemas.microsoft.com/office/word/2016/wordml/cid" xmlns:w16="http://schemas.microsoft.com/office/word/2018/wordml" xmlns:w16du="http://schemas.microsoft.com/office/word/2023/wordml/word16du" xmlns:w16sdtdh="http://schemas.microsoft.com/office/word/2020/wordml/sdtdatahash" xmlns:w16sdtfl="http://schemas.microsoft.com/office/word/2024/wordml/sdtformatlock" xmlns:w16se="http://schemas.microsoft.com/office/word/2015/wordml/symex" xmlns:wpg="http://schemas.microsoft.com/office/word/2010/wordprocessingGroup" xmlns:wpi="http://schemas.microsoft.com/office/word/2010/wordprocessingInk" xmlns:wne="http://schemas.microsoft.com/office/word/2006/wordml" xmlns:wps="http://schemas.microsoft.com/office/word/2010/wordprocessingShape" mc:Ignorable="w14 w15 w16se w16cid w16 w16cex w16sdtdh w16sdtfl w16du wp14">
+<w:document xmlns:wpc="http://schemas.microsoft.com/office/word/2010/wordprocessingCanvas" xmlns:cx="http://schemas.microsoft.com/office/drawing/2014/chartex" xmlns:cx1="http://schemas.microsoft.com/office/drawing/2015/9/8/chartex" xmlns:cx2="http://schemas.microsoft.com/office/drawing/2015/10/21/chartex" xmlns:cx3="http://schemas.microsoft.com/office/drawing/2016/5/9/chartex" xmlns:cx4="http://schemas.microsoft.com/office/drawing/2016/5/10/chartex" xmlns:cx5="http://schemas.microsoft.com/office/drawing/2016/5/11/chartex" xmlns:cx6="http://schemas.microsoft.com/office/drawing/2016/5/12/chartex" xmlns:cx7="http://schemas.microsoft.com/office/drawing/2016/5/13/chartex" xmlns:cx8="http://schemas.microsoft.com/office/drawing/2016/5/14/chartex" xmlns:mc="http://schemas.openxmlformats.org/markup-compatibility/2006" xmlns:aink="http://schemas.microsoft.com/office/drawing/2016/ink" xmlns:am3d="http://schemas.microsoft.com/office/drawing/2017/model3d" xmlns:o="urn:schemas-microsoft-com:office:office" xmlns:oel="http://schemas.microsoft.com/office/2019/extlst" xmlns:r="http://schemas.openxmlformats.org/officeDocument/2006/relationships" xmlns:m="http://schemas.openxmlformats.org/officeDocument/2006/math" xmlns:v="urn:schemas-microsoft-com:vml" xmlns:wp14="http://schemas.microsoft.com/office/word/2010/wordprocessingDrawing" xmlns:wp="http://schemas.openxmlformats.org/drawingml/2006/wordprocessingDrawing" xmlns:w10="urn:schemas-microsoft-com:office:word" xmlns:w="http://schemas.openxmlformats.org/wordprocessingml/2006/main" xmlns:w14="http://schemas.microsoft.com/office/word/2010/wordml" xmlns:w15="http://schemas.microsoft.com/office/word/2012/wordml" xmlns:w16cex="http://schemas.microsoft.com/office/word/2018/wordml/cex" xmlns:w16cid="http://schemas.microsoft.com/office/word/2016/wordml/cid" xmlns:w16="http://schemas.microsoft.com/office/word/2018/wordml" xmlns:w16du="http://schemas.microsoft.com/office/word/2023/wordml/word16du" xmlns:w16sdtdh="http://schemas.microsoft.com/office/word/2020/wordml/sdtdatahash" xmlns:w16se="http://schemas.microsoft.com/office/word/2015/wordml/symex" xmlns:wpg="http://schemas.microsoft.com/office/word/2010/wordprocessingGroup" xmlns:wpi="http://schemas.microsoft.com/office/word/2010/wordprocessingInk" xmlns:wne="http://schemas.microsoft.com/office/word/2006/wordml" xmlns:wps="http://schemas.microsoft.com/office/word/2010/wordprocessingShape" mc:Ignorable="w14 w15 w16se w16cid w16 w16cex w16sdtdh w16du wp14">
   <w:body>
     <w:p>
       <w:pPr>
@@ -110,12 +110,8 @@
           <w:u w:val="single"/>
         </w:rPr>
         <w:sectPr>
-          <w:headerReference w:type="even" r:id="rId8"/>
-          <w:headerReference w:type="default" r:id="rId9"/>
-          <w:footerReference w:type="even" r:id="rId10"/>
-          <w:footerReference w:type="default" r:id="rId11"/>
-          <w:headerReference w:type="first" r:id="rId12"/>
-          <w:footerReference w:type="first" r:id="rId13"/>
+          <w:headerReference w:type="default" r:id="rId8"/>
+          <w:footerReference w:type="default" r:id="rId9"/>
           <w:type w:val="continuous"/>
           <w:pgSz w:w="12240" w:h="15840"/>
           <w:pgMar w:top="1440" w:right="1080" w:bottom="1440" w:left="1440" w:header="708" w:footer="708" w:gutter="0"/>
@@ -499,6 +495,62 @@
     <w:p>
       <w:pPr>
         <w:pStyle w:val="ListParagraph"/>
+        <w:spacing w:after="0" w:line="360" w:lineRule="auto"/>
+        <w:ind w:left="630" w:firstLine="0"/>
+        <w:rPr>
+          <w:rFonts w:asciiTheme="minorBidi" w:hAnsiTheme="minorBidi"/>
+          <w:b/>
+          <w:sz w:val="20"/>
+          <w:szCs w:val="20"/>
+        </w:rPr>
+      </w:pPr>
+      <w:r>
+        <w:rPr>
+          <w:rFonts w:asciiTheme="minorBidi" w:hAnsiTheme="minorBidi"/>
+          <w:b/>
+          <w:sz w:val="20"/>
+          <w:szCs w:val="20"/>
+        </w:rPr>
+        <w:drawing>
+          <wp:inline distT="0" distB="0" distL="0" distR="0" wp14:anchorId="3427AF6D" wp14:editId="1B0CE8DA">
+            <wp:extent cx="4394200" cy="1257300"/>
+            <wp:effectExtent l="0" t="0" r="0" b="0"/>
+            <wp:docPr id="1361144280" name="Picture 1" descr="A black background with white text&#10;&#10;Description automatically generated"/>
+            <wp:cNvGraphicFramePr>
+              <a:graphicFrameLocks xmlns:a="http://schemas.openxmlformats.org/drawingml/2006/main" noChangeAspect="1"/>
+            </wp:cNvGraphicFramePr>
+            <a:graphic xmlns:a="http://schemas.openxmlformats.org/drawingml/2006/main">
+              <a:graphicData uri="http://schemas.openxmlformats.org/drawingml/2006/picture">
+                <pic:pic xmlns:pic="http://schemas.openxmlformats.org/drawingml/2006/picture">
+                  <pic:nvPicPr>
+                    <pic:cNvPr id="1361144280" name="Picture 1" descr="A black background with white text&#10;&#10;Description automatically generated"/>
+                    <pic:cNvPicPr/>
+                  </pic:nvPicPr>
+                  <pic:blipFill>
+                    <a:blip r:embed="rId10"/>
+                    <a:stretch>
+                      <a:fillRect/>
+                    </a:stretch>
+                  </pic:blipFill>
+                  <pic:spPr>
+                    <a:xfrm>
+                      <a:off x="0" y="0"/>
+                      <a:ext cx="4394200" cy="1257300"/>
+                    </a:xfrm>
+                    <a:prstGeom prst="rect">
+                      <a:avLst/>
+                    </a:prstGeom>
+                  </pic:spPr>
+                </pic:pic>
+              </a:graphicData>
+            </a:graphic>
+          </wp:inline>
+        </w:drawing>
+      </w:r>
+    </w:p>
+    <w:p>
+      <w:pPr>
+        <w:pStyle w:val="ListParagraph"/>
         <w:numPr>
           <w:ilvl w:val="0"/>
           <w:numId w:val="5"/>
@@ -540,6 +592,62 @@
     <w:p>
       <w:pPr>
         <w:pStyle w:val="ListParagraph"/>
+        <w:spacing w:after="0" w:line="360" w:lineRule="auto"/>
+        <w:ind w:left="630" w:firstLine="0"/>
+        <w:rPr>
+          <w:rFonts w:asciiTheme="minorBidi" w:hAnsiTheme="minorBidi"/>
+          <w:b/>
+          <w:sz w:val="20"/>
+          <w:szCs w:val="20"/>
+        </w:rPr>
+      </w:pPr>
+      <w:r>
+        <w:rPr>
+          <w:rFonts w:asciiTheme="minorBidi" w:hAnsiTheme="minorBidi"/>
+          <w:b/>
+          <w:sz w:val="20"/>
+          <w:szCs w:val="20"/>
+        </w:rPr>
+        <w:drawing>
+          <wp:inline distT="0" distB="0" distL="0" distR="0" wp14:anchorId="522D93E0" wp14:editId="37CCF206">
+            <wp:extent cx="4076700" cy="1308100"/>
+            <wp:effectExtent l="0" t="0" r="0" b="0"/>
+            <wp:docPr id="1991371590" name="Picture 1" descr="A screen shot of a computer code&#10;&#10;Description automatically generated"/>
+            <wp:cNvGraphicFramePr>
+              <a:graphicFrameLocks xmlns:a="http://schemas.openxmlformats.org/drawingml/2006/main" noChangeAspect="1"/>
+            </wp:cNvGraphicFramePr>
+            <a:graphic xmlns:a="http://schemas.openxmlformats.org/drawingml/2006/main">
+              <a:graphicData uri="http://schemas.openxmlformats.org/drawingml/2006/picture">
+                <pic:pic xmlns:pic="http://schemas.openxmlformats.org/drawingml/2006/picture">
+                  <pic:nvPicPr>
+                    <pic:cNvPr id="1991371590" name="Picture 1" descr="A screen shot of a computer code&#10;&#10;Description automatically generated"/>
+                    <pic:cNvPicPr/>
+                  </pic:nvPicPr>
+                  <pic:blipFill>
+                    <a:blip r:embed="rId11"/>
+                    <a:stretch>
+                      <a:fillRect/>
+                    </a:stretch>
+                  </pic:blipFill>
+                  <pic:spPr>
+                    <a:xfrm>
+                      <a:off x="0" y="0"/>
+                      <a:ext cx="4076700" cy="1308100"/>
+                    </a:xfrm>
+                    <a:prstGeom prst="rect">
+                      <a:avLst/>
+                    </a:prstGeom>
+                  </pic:spPr>
+                </pic:pic>
+              </a:graphicData>
+            </a:graphic>
+          </wp:inline>
+        </w:drawing>
+      </w:r>
+    </w:p>
+    <w:p>
+      <w:pPr>
+        <w:pStyle w:val="ListParagraph"/>
         <w:numPr>
           <w:ilvl w:val="0"/>
           <w:numId w:val="5"/>
@@ -568,6 +676,68 @@
         </w:rPr>
         <w:t xml:space="preserve">[4][2][1] </w:t>
       </w:r>
+    </w:p>
+    <w:p>
+      <w:pPr>
+        <w:pStyle w:val="ListParagraph"/>
+        <w:spacing w:after="0" w:line="360" w:lineRule="auto"/>
+        <w:ind w:left="630" w:firstLine="0"/>
+        <w:rPr>
+          <w:rFonts w:asciiTheme="minorBidi" w:hAnsiTheme="minorBidi"/>
+          <w:sz w:val="20"/>
+          <w:szCs w:val="20"/>
+        </w:rPr>
+      </w:pPr>
+      <w:r>
+        <w:rPr>
+          <w:rFonts w:asciiTheme="minorBidi" w:hAnsiTheme="minorBidi"/>
+          <w:sz w:val="20"/>
+          <w:szCs w:val="20"/>
+        </w:rPr>
+        <w:drawing>
+          <wp:inline distT="0" distB="0" distL="0" distR="0" wp14:anchorId="08D94722" wp14:editId="6A5E8DF6">
+            <wp:extent cx="4051300" cy="1320800"/>
+            <wp:effectExtent l="0" t="0" r="0" b="0"/>
+            <wp:docPr id="282599022" name="Picture 1" descr="A screenshot of a computer screen&#10;&#10;Description automatically generated"/>
+            <wp:cNvGraphicFramePr>
+              <a:graphicFrameLocks xmlns:a="http://schemas.openxmlformats.org/drawingml/2006/main" noChangeAspect="1"/>
+            </wp:cNvGraphicFramePr>
+            <a:graphic xmlns:a="http://schemas.openxmlformats.org/drawingml/2006/main">
+              <a:graphicData uri="http://schemas.openxmlformats.org/drawingml/2006/picture">
+                <pic:pic xmlns:pic="http://schemas.openxmlformats.org/drawingml/2006/picture">
+                  <pic:nvPicPr>
+                    <pic:cNvPr id="282599022" name="Picture 1" descr="A screenshot of a computer screen&#10;&#10;Description automatically generated"/>
+                    <pic:cNvPicPr/>
+                  </pic:nvPicPr>
+                  <pic:blipFill>
+                    <a:blip r:embed="rId12"/>
+                    <a:stretch>
+                      <a:fillRect/>
+                    </a:stretch>
+                  </pic:blipFill>
+                  <pic:spPr>
+                    <a:xfrm>
+                      <a:off x="0" y="0"/>
+                      <a:ext cx="4051300" cy="1320800"/>
+                    </a:xfrm>
+                    <a:prstGeom prst="rect">
+                      <a:avLst/>
+                    </a:prstGeom>
+                  </pic:spPr>
+                </pic:pic>
+              </a:graphicData>
+            </a:graphic>
+          </wp:inline>
+        </w:drawing>
+      </w:r>
+      <w:r>
+        <w:rPr>
+          <w:rFonts w:asciiTheme="minorBidi" w:hAnsiTheme="minorBidi"/>
+          <w:sz w:val="20"/>
+          <w:szCs w:val="20"/>
+        </w:rPr>
+        <w:tab/>
+      </w:r>
       <w:r>
         <w:rPr>
           <w:rFonts w:asciiTheme="minorBidi" w:hAnsiTheme="minorBidi"/>
@@ -624,7 +794,17 @@
           <w:sz w:val="20"/>
           <w:szCs w:val="20"/>
         </w:rPr>
-        <w:tab/>
+        <w:t xml:space="preserve">→ </w:t>
+      </w:r>
+      <w:r>
+        <w:rPr>
+          <w:rFonts w:asciiTheme="minorBidi" w:hAnsiTheme="minorBidi"/>
+          <w:b/>
+          <w:bCs/>
+          <w:sz w:val="20"/>
+          <w:szCs w:val="20"/>
+        </w:rPr>
+        <w:t>8</w:t>
       </w:r>
     </w:p>
     <w:p>
@@ -678,6 +858,60 @@
     <w:p>
       <w:pPr>
         <w:pStyle w:val="ListParagraph"/>
+        <w:spacing w:after="0" w:line="360" w:lineRule="auto"/>
+        <w:ind w:left="630" w:firstLine="0"/>
+        <w:rPr>
+          <w:rFonts w:asciiTheme="minorBidi" w:hAnsiTheme="minorBidi"/>
+          <w:sz w:val="20"/>
+          <w:szCs w:val="20"/>
+        </w:rPr>
+      </w:pPr>
+      <w:r>
+        <w:rPr>
+          <w:rFonts w:asciiTheme="minorBidi" w:hAnsiTheme="minorBidi"/>
+          <w:sz w:val="20"/>
+          <w:szCs w:val="20"/>
+        </w:rPr>
+        <w:drawing>
+          <wp:inline distT="0" distB="0" distL="0" distR="0" wp14:anchorId="404A721F" wp14:editId="08FFEF51">
+            <wp:extent cx="3606800" cy="1130300"/>
+            <wp:effectExtent l="0" t="0" r="0" b="0"/>
+            <wp:docPr id="659124961" name="Picture 1" descr="A black background with white text&#10;&#10;Description automatically generated"/>
+            <wp:cNvGraphicFramePr>
+              <a:graphicFrameLocks xmlns:a="http://schemas.openxmlformats.org/drawingml/2006/main" noChangeAspect="1"/>
+            </wp:cNvGraphicFramePr>
+            <a:graphic xmlns:a="http://schemas.openxmlformats.org/drawingml/2006/main">
+              <a:graphicData uri="http://schemas.openxmlformats.org/drawingml/2006/picture">
+                <pic:pic xmlns:pic="http://schemas.openxmlformats.org/drawingml/2006/picture">
+                  <pic:nvPicPr>
+                    <pic:cNvPr id="659124961" name="Picture 1" descr="A black background with white text&#10;&#10;Description automatically generated"/>
+                    <pic:cNvPicPr/>
+                  </pic:nvPicPr>
+                  <pic:blipFill>
+                    <a:blip r:embed="rId13"/>
+                    <a:stretch>
+                      <a:fillRect/>
+                    </a:stretch>
+                  </pic:blipFill>
+                  <pic:spPr>
+                    <a:xfrm>
+                      <a:off x="0" y="0"/>
+                      <a:ext cx="3606800" cy="1130300"/>
+                    </a:xfrm>
+                    <a:prstGeom prst="rect">
+                      <a:avLst/>
+                    </a:prstGeom>
+                  </pic:spPr>
+                </pic:pic>
+              </a:graphicData>
+            </a:graphic>
+          </wp:inline>
+        </w:drawing>
+      </w:r>
+    </w:p>
+    <w:p>
+      <w:pPr>
+        <w:pStyle w:val="ListParagraph"/>
         <w:numPr>
           <w:ilvl w:val="0"/>
           <w:numId w:val="5"/>
@@ -727,6 +961,61 @@
     </w:p>
     <w:p>
       <w:pPr>
+        <w:pStyle w:val="ListParagraph"/>
+        <w:spacing w:after="0" w:line="360" w:lineRule="auto"/>
+        <w:ind w:left="630" w:firstLine="0"/>
+        <w:rPr>
+          <w:rFonts w:asciiTheme="minorBidi" w:hAnsiTheme="minorBidi"/>
+          <w:sz w:val="20"/>
+          <w:szCs w:val="20"/>
+        </w:rPr>
+      </w:pPr>
+      <w:r>
+        <w:rPr>
+          <w:rFonts w:asciiTheme="minorBidi" w:hAnsiTheme="minorBidi"/>
+          <w:sz w:val="20"/>
+          <w:szCs w:val="20"/>
+        </w:rPr>
+        <w:lastRenderedPageBreak/>
+        <w:drawing>
+          <wp:inline distT="0" distB="0" distL="0" distR="0" wp14:anchorId="08D623CF" wp14:editId="1DACE1E0">
+            <wp:extent cx="2806700" cy="749300"/>
+            <wp:effectExtent l="0" t="0" r="0" b="0"/>
+            <wp:docPr id="952209952" name="Picture 1" descr="A screenshot of a phone&#10;&#10;Description automatically generated"/>
+            <wp:cNvGraphicFramePr>
+              <a:graphicFrameLocks xmlns:a="http://schemas.openxmlformats.org/drawingml/2006/main" noChangeAspect="1"/>
+            </wp:cNvGraphicFramePr>
+            <a:graphic xmlns:a="http://schemas.openxmlformats.org/drawingml/2006/main">
+              <a:graphicData uri="http://schemas.openxmlformats.org/drawingml/2006/picture">
+                <pic:pic xmlns:pic="http://schemas.openxmlformats.org/drawingml/2006/picture">
+                  <pic:nvPicPr>
+                    <pic:cNvPr id="952209952" name="Picture 1" descr="A screenshot of a phone&#10;&#10;Description automatically generated"/>
+                    <pic:cNvPicPr/>
+                  </pic:nvPicPr>
+                  <pic:blipFill>
+                    <a:blip r:embed="rId14"/>
+                    <a:stretch>
+                      <a:fillRect/>
+                    </a:stretch>
+                  </pic:blipFill>
+                  <pic:spPr>
+                    <a:xfrm>
+                      <a:off x="0" y="0"/>
+                      <a:ext cx="2806700" cy="749300"/>
+                    </a:xfrm>
+                    <a:prstGeom prst="rect">
+                      <a:avLst/>
+                    </a:prstGeom>
+                  </pic:spPr>
+                </pic:pic>
+              </a:graphicData>
+            </a:graphic>
+          </wp:inline>
+        </w:drawing>
+      </w:r>
+    </w:p>
+    <w:p>
+      <w:pPr>
         <w:spacing w:after="0" w:line="360" w:lineRule="auto"/>
         <w:ind w:left="0" w:firstLine="0"/>
         <w:rPr>
@@ -767,6 +1056,60 @@
         </w:rPr>
         <w:t>[2:14]</w:t>
       </w:r>
+    </w:p>
+    <w:p>
+      <w:pPr>
+        <w:pStyle w:val="ListParagraph"/>
+        <w:spacing w:after="0" w:line="360" w:lineRule="auto"/>
+        <w:ind w:left="630" w:firstLine="0"/>
+        <w:rPr>
+          <w:rFonts w:asciiTheme="minorBidi" w:hAnsiTheme="minorBidi"/>
+          <w:sz w:val="20"/>
+          <w:szCs w:val="20"/>
+        </w:rPr>
+      </w:pPr>
+      <w:r>
+        <w:rPr>
+          <w:rFonts w:asciiTheme="minorBidi" w:hAnsiTheme="minorBidi"/>
+          <w:sz w:val="20"/>
+          <w:szCs w:val="20"/>
+        </w:rPr>
+        <w:drawing>
+          <wp:inline distT="0" distB="0" distL="0" distR="0" wp14:anchorId="076602A8" wp14:editId="32BD0A06">
+            <wp:extent cx="4546600" cy="673100"/>
+            <wp:effectExtent l="0" t="0" r="0" b="0"/>
+            <wp:docPr id="231770746" name="Picture 1" descr="A close-up of a black background&#10;&#10;Description automatically generated"/>
+            <wp:cNvGraphicFramePr>
+              <a:graphicFrameLocks xmlns:a="http://schemas.openxmlformats.org/drawingml/2006/main" noChangeAspect="1"/>
+            </wp:cNvGraphicFramePr>
+            <a:graphic xmlns:a="http://schemas.openxmlformats.org/drawingml/2006/main">
+              <a:graphicData uri="http://schemas.openxmlformats.org/drawingml/2006/picture">
+                <pic:pic xmlns:pic="http://schemas.openxmlformats.org/drawingml/2006/picture">
+                  <pic:nvPicPr>
+                    <pic:cNvPr id="231770746" name="Picture 1" descr="A close-up of a black background&#10;&#10;Description automatically generated"/>
+                    <pic:cNvPicPr/>
+                  </pic:nvPicPr>
+                  <pic:blipFill>
+                    <a:blip r:embed="rId15"/>
+                    <a:stretch>
+                      <a:fillRect/>
+                    </a:stretch>
+                  </pic:blipFill>
+                  <pic:spPr>
+                    <a:xfrm>
+                      <a:off x="0" y="0"/>
+                      <a:ext cx="4546600" cy="673100"/>
+                    </a:xfrm>
+                    <a:prstGeom prst="rect">
+                      <a:avLst/>
+                    </a:prstGeom>
+                  </pic:spPr>
+                </pic:pic>
+              </a:graphicData>
+            </a:graphic>
+          </wp:inline>
+        </w:drawing>
+      </w:r>
       <w:r>
         <w:rPr>
           <w:rFonts w:asciiTheme="minorBidi" w:hAnsiTheme="minorBidi"/>
@@ -803,6 +1146,60 @@
     <w:p>
       <w:pPr>
         <w:pStyle w:val="ListParagraph"/>
+        <w:spacing w:after="0" w:line="360" w:lineRule="auto"/>
+        <w:ind w:left="630" w:firstLine="0"/>
+        <w:rPr>
+          <w:rFonts w:asciiTheme="minorBidi" w:hAnsiTheme="minorBidi"/>
+          <w:sz w:val="20"/>
+          <w:szCs w:val="20"/>
+        </w:rPr>
+      </w:pPr>
+      <w:r>
+        <w:rPr>
+          <w:rFonts w:asciiTheme="minorBidi" w:hAnsiTheme="minorBidi"/>
+          <w:sz w:val="20"/>
+          <w:szCs w:val="20"/>
+        </w:rPr>
+        <w:drawing>
+          <wp:inline distT="0" distB="0" distL="0" distR="0" wp14:anchorId="79C649B2" wp14:editId="35E6C062">
+            <wp:extent cx="5829300" cy="762000"/>
+            <wp:effectExtent l="0" t="0" r="0" b="0"/>
+            <wp:docPr id="1097585662" name="Picture 1" descr="A black background with white text&#10;&#10;Description automatically generated"/>
+            <wp:cNvGraphicFramePr>
+              <a:graphicFrameLocks xmlns:a="http://schemas.openxmlformats.org/drawingml/2006/main" noChangeAspect="1"/>
+            </wp:cNvGraphicFramePr>
+            <a:graphic xmlns:a="http://schemas.openxmlformats.org/drawingml/2006/main">
+              <a:graphicData uri="http://schemas.openxmlformats.org/drawingml/2006/picture">
+                <pic:pic xmlns:pic="http://schemas.openxmlformats.org/drawingml/2006/picture">
+                  <pic:nvPicPr>
+                    <pic:cNvPr id="1097585662" name="Picture 1" descr="A black background with white text&#10;&#10;Description automatically generated"/>
+                    <pic:cNvPicPr/>
+                  </pic:nvPicPr>
+                  <pic:blipFill>
+                    <a:blip r:embed="rId16"/>
+                    <a:stretch>
+                      <a:fillRect/>
+                    </a:stretch>
+                  </pic:blipFill>
+                  <pic:spPr>
+                    <a:xfrm>
+                      <a:off x="0" y="0"/>
+                      <a:ext cx="5829300" cy="762000"/>
+                    </a:xfrm>
+                    <a:prstGeom prst="rect">
+                      <a:avLst/>
+                    </a:prstGeom>
+                  </pic:spPr>
+                </pic:pic>
+              </a:graphicData>
+            </a:graphic>
+          </wp:inline>
+        </w:drawing>
+      </w:r>
+    </w:p>
+    <w:p>
+      <w:pPr>
+        <w:pStyle w:val="ListParagraph"/>
         <w:numPr>
           <w:ilvl w:val="0"/>
           <w:numId w:val="5"/>
@@ -831,13 +1228,59 @@
         </w:rPr>
         <w:t>*2</w:t>
       </w:r>
-      <w:r>
-        <w:rPr>
-          <w:rFonts w:asciiTheme="minorBidi" w:hAnsiTheme="minorBidi"/>
-          <w:sz w:val="20"/>
-          <w:szCs w:val="20"/>
-        </w:rPr>
-        <w:tab/>
+    </w:p>
+    <w:p>
+      <w:pPr>
+        <w:pStyle w:val="ListParagraph"/>
+        <w:spacing w:after="0" w:line="360" w:lineRule="auto"/>
+        <w:ind w:left="630" w:firstLine="0"/>
+        <w:rPr>
+          <w:rFonts w:asciiTheme="minorBidi" w:hAnsiTheme="minorBidi"/>
+          <w:sz w:val="20"/>
+          <w:szCs w:val="20"/>
+        </w:rPr>
+      </w:pPr>
+      <w:r>
+        <w:rPr>
+          <w:rFonts w:asciiTheme="minorBidi" w:hAnsiTheme="minorBidi"/>
+          <w:sz w:val="20"/>
+          <w:szCs w:val="20"/>
+        </w:rPr>
+        <w:drawing>
+          <wp:inline distT="0" distB="0" distL="0" distR="0" wp14:anchorId="6D1A04F3" wp14:editId="2C807744">
+            <wp:extent cx="5829300" cy="719455"/>
+            <wp:effectExtent l="0" t="0" r="0" b="4445"/>
+            <wp:docPr id="1128167586" name="Picture 1"/>
+            <wp:cNvGraphicFramePr>
+              <a:graphicFrameLocks xmlns:a="http://schemas.openxmlformats.org/drawingml/2006/main" noChangeAspect="1"/>
+            </wp:cNvGraphicFramePr>
+            <a:graphic xmlns:a="http://schemas.openxmlformats.org/drawingml/2006/main">
+              <a:graphicData uri="http://schemas.openxmlformats.org/drawingml/2006/picture">
+                <pic:pic xmlns:pic="http://schemas.openxmlformats.org/drawingml/2006/picture">
+                  <pic:nvPicPr>
+                    <pic:cNvPr id="1128167586" name=""/>
+                    <pic:cNvPicPr/>
+                  </pic:nvPicPr>
+                  <pic:blipFill>
+                    <a:blip r:embed="rId17"/>
+                    <a:stretch>
+                      <a:fillRect/>
+                    </a:stretch>
+                  </pic:blipFill>
+                  <pic:spPr>
+                    <a:xfrm>
+                      <a:off x="0" y="0"/>
+                      <a:ext cx="5829300" cy="719455"/>
+                    </a:xfrm>
+                    <a:prstGeom prst="rect">
+                      <a:avLst/>
+                    </a:prstGeom>
+                  </pic:spPr>
+                </pic:pic>
+              </a:graphicData>
+            </a:graphic>
+          </wp:inline>
+        </w:drawing>
       </w:r>
     </w:p>
     <w:p>
@@ -851,17 +1294,79 @@
         <w:ind w:left="630"/>
         <w:rPr>
           <w:rFonts w:asciiTheme="minorBidi" w:hAnsiTheme="minorBidi"/>
-          <w:sz w:val="20"/>
-          <w:szCs w:val="20"/>
-        </w:rPr>
-      </w:pPr>
-      <w:r>
-        <w:rPr>
-          <w:rFonts w:asciiTheme="minorBidi" w:hAnsiTheme="minorBidi"/>
-          <w:sz w:val="20"/>
-          <w:szCs w:val="20"/>
-        </w:rPr>
-        <w:t>list2[5][1] = 0</w:t>
+          <w:b/>
+          <w:bCs/>
+          <w:sz w:val="20"/>
+          <w:szCs w:val="20"/>
+        </w:rPr>
+      </w:pPr>
+      <w:r>
+        <w:rPr>
+          <w:rFonts w:asciiTheme="minorBidi" w:hAnsiTheme="minorBidi"/>
+          <w:sz w:val="20"/>
+          <w:szCs w:val="20"/>
+        </w:rPr>
+        <w:t xml:space="preserve">list2[5][1] = </w:t>
+      </w:r>
+      <w:proofErr w:type="gramStart"/>
+      <w:r>
+        <w:rPr>
+          <w:rFonts w:asciiTheme="minorBidi" w:hAnsiTheme="minorBidi"/>
+          <w:sz w:val="20"/>
+          <w:szCs w:val="20"/>
+        </w:rPr>
+        <w:t>0</w:t>
+      </w:r>
+      <w:r>
+        <w:rPr>
+          <w:rFonts w:asciiTheme="minorBidi" w:hAnsiTheme="minorBidi"/>
+          <w:sz w:val="20"/>
+          <w:szCs w:val="20"/>
+        </w:rPr>
+        <w:t xml:space="preserve">  </w:t>
+      </w:r>
+      <w:r>
+        <w:rPr>
+          <w:rFonts w:asciiTheme="minorBidi" w:hAnsiTheme="minorBidi"/>
+          <w:sz w:val="20"/>
+          <w:szCs w:val="20"/>
+        </w:rPr>
+        <w:t>l</w:t>
+      </w:r>
+      <w:proofErr w:type="gramEnd"/>
+    </w:p>
+    <w:p>
+      <w:pPr>
+        <w:pStyle w:val="ListParagraph"/>
+        <w:spacing w:after="0" w:line="360" w:lineRule="auto"/>
+        <w:ind w:left="630" w:firstLine="0"/>
+        <w:rPr>
+          <w:rFonts w:asciiTheme="minorBidi" w:hAnsiTheme="minorBidi"/>
+          <w:b/>
+          <w:bCs/>
+          <w:sz w:val="20"/>
+          <w:szCs w:val="20"/>
+        </w:rPr>
+      </w:pPr>
+      <w:r>
+        <w:rPr>
+          <w:rFonts w:asciiTheme="minorBidi" w:hAnsiTheme="minorBidi"/>
+          <w:b/>
+          <w:bCs/>
+          <w:sz w:val="20"/>
+          <w:szCs w:val="20"/>
+        </w:rPr>
+        <w:t>l</w:t>
+      </w:r>
+      <w:r>
+        <w:rPr>
+          <w:rFonts w:asciiTheme="minorBidi" w:hAnsiTheme="minorBidi"/>
+          <w:b/>
+          <w:bCs/>
+          <w:sz w:val="20"/>
+          <w:szCs w:val="20"/>
+        </w:rPr>
+        <w:t>ist2[5] becomes [5, 0, 15]</w:t>
       </w:r>
     </w:p>
     <w:p>
@@ -895,16 +1400,20 @@
         </w:rPr>
         <w:t>[-3]</w:t>
       </w:r>
-    </w:p>
-    <w:p>
-      <w:pPr>
-        <w:pStyle w:val="ListParagraph"/>
-        <w:numPr>
-          <w:ilvl w:val="0"/>
-          <w:numId w:val="5"/>
-        </w:numPr>
-        <w:spacing w:after="0" w:line="360" w:lineRule="auto"/>
-        <w:ind w:left="709" w:hanging="425"/>
+      <w:r>
+        <w:rPr>
+          <w:rFonts w:asciiTheme="minorBidi" w:hAnsiTheme="minorBidi"/>
+          <w:sz w:val="20"/>
+          <w:szCs w:val="20"/>
+        </w:rPr>
+        <w:t xml:space="preserve"> </w:t>
+      </w:r>
+    </w:p>
+    <w:p>
+      <w:pPr>
+        <w:pStyle w:val="ListParagraph"/>
+        <w:spacing w:after="0" w:line="360" w:lineRule="auto"/>
+        <w:ind w:left="630" w:firstLine="0"/>
         <w:rPr>
           <w:rFonts w:asciiTheme="minorBidi" w:hAnsiTheme="minorBidi"/>
           <w:sz w:val="20"/>
@@ -918,6 +1427,16 @@
           <w:docGrid w:linePitch="360"/>
         </w:sectPr>
       </w:pPr>
+      <w:r>
+        <w:rPr>
+          <w:rFonts w:asciiTheme="minorBidi" w:hAnsiTheme="minorBidi"/>
+          <w:b/>
+          <w:bCs/>
+          <w:sz w:val="20"/>
+          <w:szCs w:val="20"/>
+        </w:rPr>
+        <w:t>list1 becomes ['orange', 25, 6.28, [4, 5, 6], 'object', [7.8, 9.9], 8.8] (40 at index 5 has been removed).</w:t>
+      </w:r>
     </w:p>
     <w:p>
       <w:pPr>
@@ -934,7 +1453,7 @@
           <w:u w:val="single"/>
         </w:rPr>
         <w:sectPr>
-          <w:headerReference w:type="default" r:id="rId14"/>
+          <w:headerReference w:type="default" r:id="rId18"/>
           <w:type w:val="continuous"/>
           <w:pgSz w:w="12240" w:h="15840"/>
           <w:pgMar w:top="1440" w:right="1080" w:bottom="1440" w:left="1080" w:header="708" w:footer="708" w:gutter="0"/>
@@ -1066,7 +1585,7 @@
           <w:szCs w:val="20"/>
         </w:rPr>
         <w:sectPr>
-          <w:headerReference w:type="default" r:id="rId15"/>
+          <w:headerReference w:type="default" r:id="rId19"/>
           <w:type w:val="continuous"/>
           <w:pgSz w:w="12240" w:h="15840"/>
           <w:pgMar w:top="1440" w:right="1080" w:bottom="1440" w:left="1080" w:header="708" w:footer="708" w:gutter="0"/>
@@ -1107,7 +1626,16 @@
           <w:sz w:val="20"/>
           <w:szCs w:val="20"/>
         </w:rPr>
-        <w:t>' to list</w:t>
+        <w:t xml:space="preserve">' to </w:t>
+      </w:r>
+      <w:proofErr w:type="gramStart"/>
+      <w:r>
+        <w:rPr>
+          <w:rFonts w:asciiTheme="minorBidi" w:hAnsiTheme="minorBidi"/>
+          <w:sz w:val="20"/>
+          <w:szCs w:val="20"/>
+        </w:rPr>
+        <w:t>list</w:t>
       </w:r>
       <w:r>
         <w:rPr>
@@ -1116,6 +1644,55 @@
           <w:szCs w:val="20"/>
         </w:rPr>
         <w:t>1</w:t>
+      </w:r>
+      <w:proofErr w:type="gramEnd"/>
+    </w:p>
+    <w:p>
+      <w:pPr>
+        <w:pStyle w:val="ListParagraph"/>
+        <w:spacing w:after="0" w:line="360" w:lineRule="auto"/>
+        <w:ind w:left="1350" w:firstLine="0"/>
+        <w:rPr>
+          <w:rFonts w:asciiTheme="minorBidi" w:hAnsiTheme="minorBidi" w:hint="eastAsia"/>
+          <w:b/>
+          <w:bCs/>
+          <w:sz w:val="20"/>
+          <w:szCs w:val="20"/>
+        </w:rPr>
+      </w:pPr>
+      <w:r>
+        <w:rPr>
+          <w:rFonts w:asciiTheme="minorBidi" w:hAnsiTheme="minorBidi"/>
+          <w:b/>
+          <w:bCs/>
+          <w:sz w:val="20"/>
+          <w:szCs w:val="20"/>
+        </w:rPr>
+        <w:t>list1.append('college')</w:t>
+      </w:r>
+    </w:p>
+    <w:p>
+      <w:pPr>
+        <w:pStyle w:val="ListParagraph"/>
+        <w:spacing w:after="0" w:line="360" w:lineRule="auto"/>
+        <w:ind w:left="1350" w:firstLine="0"/>
+        <w:rPr>
+          <w:rFonts w:asciiTheme="minorBidi" w:hAnsiTheme="minorBidi"/>
+          <w:b/>
+          <w:bCs/>
+          <w:sz w:val="20"/>
+          <w:szCs w:val="20"/>
+        </w:rPr>
+      </w:pPr>
+      <w:r>
+        <w:rPr>
+          <w:rFonts w:asciiTheme="minorBidi" w:hAnsiTheme="minorBidi"/>
+          <w:b/>
+          <w:bCs/>
+          <w:sz w:val="20"/>
+          <w:szCs w:val="20"/>
+        </w:rPr>
+        <w:t>list1 = ['orange', 25, 6.28, [4, 5, 6], 'object', 40, [7.8, 9.9], 8.8, 'college']</w:t>
       </w:r>
     </w:p>
     <w:p>
@@ -1139,7 +1716,75 @@
           <w:sz w:val="20"/>
           <w:szCs w:val="20"/>
         </w:rPr>
-        <w:t>remove the last element of list2</w:t>
+        <w:t xml:space="preserve">remove the last element of </w:t>
+      </w:r>
+      <w:proofErr w:type="gramStart"/>
+      <w:r>
+        <w:rPr>
+          <w:rFonts w:asciiTheme="minorBidi" w:hAnsiTheme="minorBidi"/>
+          <w:sz w:val="20"/>
+          <w:szCs w:val="20"/>
+        </w:rPr>
+        <w:t>list2</w:t>
+      </w:r>
+      <w:proofErr w:type="gramEnd"/>
+    </w:p>
+    <w:p>
+      <w:pPr>
+        <w:pStyle w:val="ListParagraph"/>
+        <w:spacing w:after="0" w:line="360" w:lineRule="auto"/>
+        <w:ind w:left="1350" w:firstLine="0"/>
+        <w:rPr>
+          <w:rFonts w:asciiTheme="minorBidi" w:hAnsiTheme="minorBidi" w:hint="eastAsia"/>
+          <w:b/>
+          <w:bCs/>
+          <w:sz w:val="20"/>
+          <w:szCs w:val="20"/>
+        </w:rPr>
+      </w:pPr>
+      <w:r>
+        <w:rPr>
+          <w:rFonts w:asciiTheme="minorBidi" w:hAnsiTheme="minorBidi"/>
+          <w:b/>
+          <w:bCs/>
+          <w:sz w:val="20"/>
+          <w:szCs w:val="20"/>
+        </w:rPr>
+        <w:drawing>
+          <wp:inline distT="0" distB="0" distL="0" distR="0" wp14:anchorId="7086558C" wp14:editId="7311217D">
+            <wp:extent cx="5918200" cy="1079500"/>
+            <wp:effectExtent l="0" t="0" r="0" b="0"/>
+            <wp:docPr id="2043414198" name="Picture 1" descr="A black background with white text&#10;&#10;Description automatically generated"/>
+            <wp:cNvGraphicFramePr>
+              <a:graphicFrameLocks xmlns:a="http://schemas.openxmlformats.org/drawingml/2006/main" noChangeAspect="1"/>
+            </wp:cNvGraphicFramePr>
+            <a:graphic xmlns:a="http://schemas.openxmlformats.org/drawingml/2006/main">
+              <a:graphicData uri="http://schemas.openxmlformats.org/drawingml/2006/picture">
+                <pic:pic xmlns:pic="http://schemas.openxmlformats.org/drawingml/2006/picture">
+                  <pic:nvPicPr>
+                    <pic:cNvPr id="2043414198" name="Picture 1" descr="A black background with white text&#10;&#10;Description automatically generated"/>
+                    <pic:cNvPicPr/>
+                  </pic:nvPicPr>
+                  <pic:blipFill>
+                    <a:blip r:embed="rId20"/>
+                    <a:stretch>
+                      <a:fillRect/>
+                    </a:stretch>
+                  </pic:blipFill>
+                  <pic:spPr>
+                    <a:xfrm>
+                      <a:off x="0" y="0"/>
+                      <a:ext cx="5918200" cy="1079500"/>
+                    </a:xfrm>
+                    <a:prstGeom prst="rect">
+                      <a:avLst/>
+                    </a:prstGeom>
+                  </pic:spPr>
+                </pic:pic>
+              </a:graphicData>
+            </a:graphic>
+          </wp:inline>
+        </w:drawing>
       </w:r>
     </w:p>
     <w:p>
@@ -1197,6 +1842,7 @@
         </w:rPr>
         <w:t xml:space="preserve"> in </w:t>
       </w:r>
+      <w:proofErr w:type="gramStart"/>
       <w:r>
         <w:rPr>
           <w:rFonts w:asciiTheme="minorBidi" w:hAnsiTheme="minorBidi"/>
@@ -1212,6 +1858,56 @@
           <w:szCs w:val="20"/>
         </w:rPr>
         <w:t>1</w:t>
+      </w:r>
+      <w:proofErr w:type="gramEnd"/>
+    </w:p>
+    <w:p>
+      <w:pPr>
+        <w:pStyle w:val="ListParagraph"/>
+        <w:spacing w:after="0" w:line="360" w:lineRule="auto"/>
+        <w:ind w:left="1350" w:firstLine="0"/>
+        <w:rPr>
+          <w:rFonts w:asciiTheme="minorBidi" w:hAnsiTheme="minorBidi" w:hint="eastAsia"/>
+          <w:b/>
+          <w:bCs/>
+          <w:sz w:val="20"/>
+          <w:szCs w:val="20"/>
+        </w:rPr>
+      </w:pPr>
+      <w:r>
+        <w:rPr>
+          <w:rFonts w:asciiTheme="minorBidi" w:hAnsiTheme="minorBidi"/>
+          <w:b/>
+          <w:bCs/>
+          <w:sz w:val="20"/>
+          <w:szCs w:val="20"/>
+        </w:rPr>
+        <w:t>list1.insert(5, 200)</w:t>
+      </w:r>
+    </w:p>
+    <w:p>
+      <w:pPr>
+        <w:pStyle w:val="ListParagraph"/>
+        <w:spacing w:after="0" w:line="360" w:lineRule="auto"/>
+        <w:ind w:left="1350" w:firstLine="0"/>
+        <w:rPr>
+          <w:rFonts w:asciiTheme="minorBidi" w:hAnsiTheme="minorBidi" w:hint="eastAsia"/>
+          <w:b/>
+          <w:bCs/>
+          <w:sz w:val="20"/>
+          <w:szCs w:val="20"/>
+        </w:rPr>
+      </w:pPr>
+      <w:r>
+        <w:rPr>
+          <w:rFonts w:asciiTheme="minorBidi" w:hAnsiTheme="minorBidi"/>
+          <w:b/>
+          <w:bCs/>
+          <w:sz w:val="20"/>
+          <w:szCs w:val="20"/>
+        </w:rPr>
+        <w:lastRenderedPageBreak/>
+        <w:t>list1 = ['orange', 25, 6.28, [4, 5, 6], 'object', 200, 40, [7.8, 9.9], 8.8, 'college']</w:t>
       </w:r>
     </w:p>
     <w:p>
@@ -1283,7 +1979,16 @@
           <w:sz w:val="20"/>
           <w:szCs w:val="20"/>
         </w:rPr>
-        <w:t>] at the end of list</w:t>
+        <w:t xml:space="preserve">] at the end of </w:t>
+      </w:r>
+      <w:proofErr w:type="gramStart"/>
+      <w:r>
+        <w:rPr>
+          <w:rFonts w:asciiTheme="minorBidi" w:hAnsiTheme="minorBidi"/>
+          <w:sz w:val="20"/>
+          <w:szCs w:val="20"/>
+        </w:rPr>
+        <w:t>list</w:t>
       </w:r>
       <w:r>
         <w:rPr>
@@ -1293,6 +1998,67 @@
         </w:rPr>
         <w:t>2</w:t>
       </w:r>
+      <w:proofErr w:type="gramEnd"/>
+    </w:p>
+    <w:p>
+      <w:pPr>
+        <w:pStyle w:val="ListParagraph"/>
+        <w:spacing w:after="0" w:line="360" w:lineRule="auto"/>
+        <w:ind w:left="1350" w:firstLine="0"/>
+        <w:rPr>
+          <w:rFonts w:asciiTheme="minorBidi" w:hAnsiTheme="minorBidi" w:hint="eastAsia"/>
+          <w:b/>
+          <w:bCs/>
+          <w:sz w:val="20"/>
+          <w:szCs w:val="20"/>
+        </w:rPr>
+      </w:pPr>
+      <w:r>
+        <w:rPr>
+          <w:rFonts w:asciiTheme="minorBidi" w:hAnsiTheme="minorBidi"/>
+          <w:b/>
+          <w:bCs/>
+          <w:sz w:val="20"/>
+          <w:szCs w:val="20"/>
+        </w:rPr>
+        <w:t>list2.extend([11, 22])</w:t>
+      </w:r>
+    </w:p>
+    <w:p>
+      <w:pPr>
+        <w:pStyle w:val="ListParagraph"/>
+        <w:spacing w:after="0" w:line="360" w:lineRule="auto"/>
+        <w:ind w:left="1350" w:firstLine="0"/>
+        <w:rPr>
+          <w:rFonts w:asciiTheme="minorBidi" w:hAnsiTheme="minorBidi" w:hint="eastAsia"/>
+          <w:b/>
+          <w:bCs/>
+          <w:sz w:val="20"/>
+          <w:szCs w:val="20"/>
+        </w:rPr>
+      </w:pPr>
+      <w:r>
+        <w:rPr>
+          <w:rFonts w:asciiTheme="minorBidi" w:hAnsiTheme="minorBidi"/>
+          <w:b/>
+          <w:bCs/>
+          <w:sz w:val="20"/>
+          <w:szCs w:val="20"/>
+        </w:rPr>
+        <w:t>list2 = [18, 'python lists', [3.3, 2.2], 35, 'LINUX', [5, 10, 15], 7.77, 11, 22]</w:t>
+      </w:r>
+    </w:p>
+    <w:p>
+      <w:pPr>
+        <w:spacing w:after="0" w:line="360" w:lineRule="auto"/>
+        <w:rPr>
+          <w:rFonts w:asciiTheme="minorBidi" w:hAnsiTheme="minorBidi"/>
+          <w:b/>
+          <w:bCs/>
+          <w:sz w:val="20"/>
+          <w:szCs w:val="20"/>
+        </w:rPr>
+      </w:pPr>
     </w:p>
     <w:p>
       <w:pPr>
@@ -1486,15 +2252,7 @@
           <w:sz w:val="20"/>
           <w:szCs w:val="20"/>
         </w:rPr>
-        <w:t>1:-6</w:t>
-      </w:r>
-      <w:r>
-        <w:rPr>
-          <w:rFonts w:asciiTheme="minorBidi" w:hAnsiTheme="minorBidi"/>
-          <w:sz w:val="20"/>
-          <w:szCs w:val="20"/>
-        </w:rPr>
-        <w:t>:-</w:t>
+        <w:t>1:-</w:t>
       </w:r>
       <w:proofErr w:type="gramEnd"/>
       <w:r>
@@ -1503,7 +2261,67 @@
           <w:sz w:val="20"/>
           <w:szCs w:val="20"/>
         </w:rPr>
-        <w:t xml:space="preserve">1]  </w:t>
+        <w:t>6</w:t>
+      </w:r>
+      <w:r>
+        <w:rPr>
+          <w:rFonts w:asciiTheme="minorBidi" w:hAnsiTheme="minorBidi"/>
+          <w:sz w:val="20"/>
+          <w:szCs w:val="20"/>
+        </w:rPr>
+        <w:t xml:space="preserve">:-1]  </w:t>
+      </w:r>
+    </w:p>
+    <w:p>
+      <w:pPr>
+        <w:pStyle w:val="ListParagraph"/>
+        <w:spacing w:after="0" w:line="360" w:lineRule="auto"/>
+        <w:ind w:left="1710" w:firstLine="0"/>
+        <w:rPr>
+          <w:rFonts w:asciiTheme="minorBidi" w:hAnsiTheme="minorBidi"/>
+          <w:sz w:val="20"/>
+          <w:szCs w:val="20"/>
+        </w:rPr>
+      </w:pPr>
+      <w:r>
+        <w:rPr>
+          <w:rFonts w:asciiTheme="minorBidi" w:hAnsiTheme="minorBidi"/>
+          <w:b/>
+          <w:bCs/>
+          <w:sz w:val="20"/>
+          <w:szCs w:val="20"/>
+        </w:rPr>
+        <w:t>'</w:t>
+      </w:r>
+      <w:proofErr w:type="spellStart"/>
+      <w:r>
+        <w:rPr>
+          <w:rFonts w:asciiTheme="minorBidi" w:hAnsiTheme="minorBidi"/>
+          <w:b/>
+          <w:bCs/>
+          <w:sz w:val="20"/>
+          <w:szCs w:val="20"/>
+        </w:rPr>
+        <w:t>seciv</w:t>
+      </w:r>
+      <w:proofErr w:type="spellEnd"/>
+      <w:r>
+        <w:rPr>
+          <w:rFonts w:asciiTheme="minorBidi" w:hAnsiTheme="minorBidi"/>
+          <w:b/>
+          <w:bCs/>
+          <w:sz w:val="20"/>
+          <w:szCs w:val="20"/>
+        </w:rPr>
+        <w:t>'</w:t>
+      </w:r>
+      <w:r>
+        <w:rPr>
+          <w:rFonts w:asciiTheme="minorBidi" w:hAnsiTheme="minorBidi"/>
+          <w:sz w:val="20"/>
+          <w:szCs w:val="20"/>
+        </w:rPr>
+        <w:t xml:space="preserve"> (reverse slicing with step -1)</w:t>
       </w:r>
     </w:p>
     <w:p>
@@ -1550,6 +2368,30 @@
     <w:p>
       <w:pPr>
         <w:pStyle w:val="ListParagraph"/>
+        <w:spacing w:after="0" w:line="360" w:lineRule="auto"/>
+        <w:ind w:left="1710" w:firstLine="0"/>
+        <w:rPr>
+          <w:rFonts w:asciiTheme="minorBidi" w:hAnsiTheme="minorBidi"/>
+          <w:b/>
+          <w:bCs/>
+          <w:sz w:val="20"/>
+          <w:szCs w:val="20"/>
+        </w:rPr>
+      </w:pPr>
+      <w:r>
+        <w:rPr>
+          <w:rFonts w:asciiTheme="minorBidi" w:hAnsiTheme="minorBidi"/>
+          <w:b/>
+          <w:bCs/>
+          <w:sz w:val="20"/>
+          <w:szCs w:val="20"/>
+        </w:rPr>
+        <w:t>‘p’</w:t>
+      </w:r>
+    </w:p>
+    <w:p>
+      <w:pPr>
+        <w:pStyle w:val="ListParagraph"/>
         <w:numPr>
           <w:ilvl w:val="0"/>
           <w:numId w:val="26"/>
@@ -1615,6 +2457,27 @@
     <w:p>
       <w:pPr>
         <w:pStyle w:val="ListParagraph"/>
+        <w:spacing w:after="0" w:line="360" w:lineRule="auto"/>
+        <w:ind w:left="1710" w:firstLine="0"/>
+        <w:rPr>
+          <w:rFonts w:asciiTheme="minorBidi" w:hAnsiTheme="minorBidi"/>
+          <w:sz w:val="20"/>
+          <w:szCs w:val="20"/>
+        </w:rPr>
+      </w:pPr>
+      <w:r>
+        <w:rPr>
+          <w:rFonts w:asciiTheme="minorBidi" w:hAnsiTheme="minorBidi"/>
+          <w:b/>
+          <w:sz w:val="20"/>
+          <w:szCs w:val="20"/>
+        </w:rPr>
+        <w:t>‘es’</w:t>
+      </w:r>
+    </w:p>
+    <w:p>
+      <w:pPr>
+        <w:pStyle w:val="ListParagraph"/>
         <w:numPr>
           <w:ilvl w:val="0"/>
           <w:numId w:val="26"/>
@@ -1647,12 +2510,164 @@
     <w:p>
       <w:pPr>
         <w:pStyle w:val="ListParagraph"/>
+        <w:spacing w:after="0" w:line="360" w:lineRule="auto"/>
+        <w:ind w:left="1710" w:firstLine="0"/>
+        <w:rPr>
+          <w:rFonts w:asciiTheme="minorBidi" w:hAnsiTheme="minorBidi"/>
+          <w:b/>
+          <w:bCs/>
+          <w:sz w:val="20"/>
+          <w:szCs w:val="20"/>
+        </w:rPr>
+      </w:pPr>
+      <w:r>
+        <w:rPr>
+          <w:rFonts w:asciiTheme="minorBidi" w:hAnsiTheme="minorBidi"/>
+          <w:b/>
+          <w:bCs/>
+          <w:sz w:val="20"/>
+          <w:szCs w:val="20"/>
+        </w:rPr>
+        <w:t>'</w:t>
+      </w:r>
+      <w:proofErr w:type="spellStart"/>
+      <w:r>
+        <w:rPr>
+          <w:rFonts w:asciiTheme="minorBidi" w:hAnsiTheme="minorBidi"/>
+          <w:b/>
+          <w:bCs/>
+          <w:sz w:val="20"/>
+          <w:szCs w:val="20"/>
+        </w:rPr>
+        <w:t>Cucpi</w:t>
+      </w:r>
+      <w:proofErr w:type="spellEnd"/>
+      <w:r>
+        <w:rPr>
+          <w:rFonts w:asciiTheme="minorBidi" w:hAnsiTheme="minorBidi"/>
+          <w:b/>
+          <w:bCs/>
+          <w:sz w:val="20"/>
+          <w:szCs w:val="20"/>
+        </w:rPr>
+        <w:t xml:space="preserve"> p'</w:t>
+      </w:r>
+    </w:p>
+    <w:p>
+      <w:pPr>
+        <w:pStyle w:val="ListParagraph"/>
         <w:numPr>
           <w:ilvl w:val="0"/>
           <w:numId w:val="26"/>
         </w:numPr>
         <w:spacing w:after="0" w:line="360" w:lineRule="auto"/>
         <w:ind w:left="1710"/>
+        <w:rPr>
+          <w:rFonts w:asciiTheme="minorBidi" w:hAnsiTheme="minorBidi"/>
+          <w:sz w:val="20"/>
+          <w:szCs w:val="20"/>
+        </w:rPr>
+      </w:pPr>
+      <w:r>
+        <w:rPr>
+          <w:rFonts w:asciiTheme="minorBidi" w:hAnsiTheme="minorBidi"/>
+          <w:sz w:val="20"/>
+          <w:szCs w:val="20"/>
+        </w:rPr>
+        <w:t>s</w:t>
+      </w:r>
+      <w:r>
+        <w:rPr>
+          <w:rFonts w:asciiTheme="minorBidi" w:hAnsiTheme="minorBidi"/>
+          <w:sz w:val="20"/>
+          <w:szCs w:val="20"/>
+        </w:rPr>
+        <w:t>tr</w:t>
+      </w:r>
+      <w:r>
+        <w:rPr>
+          <w:rFonts w:asciiTheme="minorBidi" w:hAnsiTheme="minorBidi"/>
+          <w:sz w:val="20"/>
+          <w:szCs w:val="20"/>
+        </w:rPr>
+        <w:t>1+" "+s</w:t>
+      </w:r>
+      <w:r>
+        <w:rPr>
+          <w:rFonts w:asciiTheme="minorBidi" w:hAnsiTheme="minorBidi"/>
+          <w:sz w:val="20"/>
+          <w:szCs w:val="20"/>
+        </w:rPr>
+        <w:t>tr</w:t>
+      </w:r>
+      <w:r>
+        <w:rPr>
+          <w:rFonts w:asciiTheme="minorBidi" w:hAnsiTheme="minorBidi"/>
+          <w:sz w:val="20"/>
+          <w:szCs w:val="20"/>
+        </w:rPr>
+        <w:t>2</w:t>
+      </w:r>
+    </w:p>
+    <w:p>
+      <w:pPr>
+        <w:pStyle w:val="ListParagraph"/>
+        <w:spacing w:after="0" w:line="360" w:lineRule="auto"/>
+        <w:ind w:left="1710" w:firstLine="0"/>
+        <w:rPr>
+          <w:rFonts w:asciiTheme="minorBidi" w:hAnsiTheme="minorBidi"/>
+          <w:b/>
+          <w:bCs/>
+          <w:sz w:val="20"/>
+          <w:szCs w:val="20"/>
+        </w:rPr>
+      </w:pPr>
+      <w:r>
+        <w:rPr>
+          <w:rFonts w:asciiTheme="minorBidi" w:hAnsiTheme="minorBidi"/>
+          <w:b/>
+          <w:bCs/>
+          <w:sz w:val="20"/>
+          <w:szCs w:val="20"/>
+        </w:rPr>
+        <w:t xml:space="preserve">'Flask helps to build web apps quickly and efficiently Cloud computing supports flexibility and reliability in </w:t>
+      </w:r>
+      <w:proofErr w:type="gramStart"/>
+      <w:r>
+        <w:rPr>
+          <w:rFonts w:asciiTheme="minorBidi" w:hAnsiTheme="minorBidi"/>
+          <w:b/>
+          <w:bCs/>
+          <w:sz w:val="20"/>
+          <w:szCs w:val="20"/>
+        </w:rPr>
+        <w:t>services</w:t>
+      </w:r>
+      <w:proofErr w:type="gramEnd"/>
+      <w:r>
+        <w:rPr>
+          <w:rFonts w:asciiTheme="minorBidi" w:hAnsiTheme="minorBidi"/>
+          <w:b/>
+          <w:bCs/>
+          <w:sz w:val="20"/>
+          <w:szCs w:val="20"/>
+        </w:rPr>
+        <w:t>'</w:t>
+      </w:r>
+      <w:r>
+        <w:rPr>
+          <w:rFonts w:asciiTheme="minorBidi" w:hAnsiTheme="minorBidi"/>
+          <w:b/>
+          <w:bCs/>
+          <w:sz w:val="20"/>
+          <w:szCs w:val="20"/>
+        </w:rPr>
+        <w:t xml:space="preserve"> </w:t>
+      </w:r>
+    </w:p>
+    <w:p>
+      <w:pPr>
+        <w:spacing w:after="0" w:line="360" w:lineRule="auto"/>
         <w:rPr>
           <w:rFonts w:asciiTheme="minorBidi" w:hAnsiTheme="minorBidi"/>
           <w:sz w:val="20"/>
@@ -1666,46 +2681,6 @@
           <w:docGrid w:linePitch="360"/>
         </w:sectPr>
       </w:pPr>
-      <w:r>
-        <w:rPr>
-          <w:rFonts w:asciiTheme="minorBidi" w:hAnsiTheme="minorBidi"/>
-          <w:sz w:val="20"/>
-          <w:szCs w:val="20"/>
-        </w:rPr>
-        <w:t>s</w:t>
-      </w:r>
-      <w:r>
-        <w:rPr>
-          <w:rFonts w:asciiTheme="minorBidi" w:hAnsiTheme="minorBidi"/>
-          <w:sz w:val="20"/>
-          <w:szCs w:val="20"/>
-        </w:rPr>
-        <w:t>tr</w:t>
-      </w:r>
-      <w:r>
-        <w:rPr>
-          <w:rFonts w:asciiTheme="minorBidi" w:hAnsiTheme="minorBidi"/>
-          <w:sz w:val="20"/>
-          <w:szCs w:val="20"/>
-        </w:rPr>
-        <w:t>1+" "+s</w:t>
-      </w:r>
-      <w:r>
-        <w:rPr>
-          <w:rFonts w:asciiTheme="minorBidi" w:hAnsiTheme="minorBidi"/>
-          <w:sz w:val="20"/>
-          <w:szCs w:val="20"/>
-        </w:rPr>
-        <w:t>tr</w:t>
-      </w:r>
-      <w:r>
-        <w:rPr>
-          <w:rFonts w:asciiTheme="minorBidi" w:hAnsiTheme="minorBidi"/>
-          <w:sz w:val="20"/>
-          <w:szCs w:val="20"/>
-        </w:rPr>
-        <w:t xml:space="preserve">2 </w:t>
-      </w:r>
     </w:p>
     <w:p>
       <w:pPr>
@@ -1744,7 +2719,6 @@
           <w:szCs w:val="20"/>
           <w:u w:val="single"/>
         </w:rPr>
-        <w:lastRenderedPageBreak/>
         <w:t xml:space="preserve">2.2 - </w:t>
       </w:r>
       <w:r>
@@ -1850,6 +2824,7 @@
         </w:rPr>
         <w:t xml:space="preserve"> ends with the word '</w:t>
       </w:r>
+      <w:proofErr w:type="gramStart"/>
       <w:r>
         <w:t>efficiently</w:t>
       </w:r>
@@ -1861,6 +2836,7 @@
         </w:rPr>
         <w:t>'</w:t>
       </w:r>
+      <w:proofErr w:type="gramEnd"/>
       <w:r>
         <w:rPr>
           <w:rFonts w:asciiTheme="minorBidi" w:hAnsiTheme="minorBidi"/>
@@ -1868,6 +2844,64 @@
           <w:szCs w:val="20"/>
         </w:rPr>
         <w:tab/>
+      </w:r>
+    </w:p>
+    <w:p>
+      <w:pPr>
+        <w:pStyle w:val="ListParagraph"/>
+        <w:spacing w:after="0" w:line="360" w:lineRule="auto"/>
+        <w:ind w:left="1710" w:firstLine="0"/>
+        <w:rPr>
+          <w:rFonts w:asciiTheme="minorBidi" w:hAnsiTheme="minorBidi"/>
+          <w:b/>
+          <w:bCs/>
+          <w:sz w:val="20"/>
+          <w:szCs w:val="20"/>
+        </w:rPr>
+      </w:pPr>
+      <w:r>
+        <w:rPr>
+          <w:rFonts w:asciiTheme="minorBidi" w:hAnsiTheme="minorBidi"/>
+          <w:b/>
+          <w:bCs/>
+          <w:sz w:val="20"/>
+          <w:szCs w:val="20"/>
+        </w:rPr>
+        <w:drawing>
+          <wp:inline distT="0" distB="0" distL="0" distR="0" wp14:anchorId="285FD392" wp14:editId="3405C25A">
+            <wp:extent cx="5594915" cy="1017964"/>
+            <wp:effectExtent l="0" t="0" r="6350" b="0"/>
+            <wp:docPr id="750592494" name="Picture 1" descr="A black screen with white text&#10;&#10;Description automatically generated"/>
+            <wp:cNvGraphicFramePr>
+              <a:graphicFrameLocks xmlns:a="http://schemas.openxmlformats.org/drawingml/2006/main" noChangeAspect="1"/>
+            </wp:cNvGraphicFramePr>
+            <a:graphic xmlns:a="http://schemas.openxmlformats.org/drawingml/2006/main">
+              <a:graphicData uri="http://schemas.openxmlformats.org/drawingml/2006/picture">
+                <pic:pic xmlns:pic="http://schemas.openxmlformats.org/drawingml/2006/picture">
+                  <pic:nvPicPr>
+                    <pic:cNvPr id="750592494" name="Picture 1" descr="A black screen with white text&#10;&#10;Description automatically generated"/>
+                    <pic:cNvPicPr/>
+                  </pic:nvPicPr>
+                  <pic:blipFill>
+                    <a:blip r:embed="rId21"/>
+                    <a:stretch>
+                      <a:fillRect/>
+                    </a:stretch>
+                  </pic:blipFill>
+                  <pic:spPr>
+                    <a:xfrm>
+                      <a:off x="0" y="0"/>
+                      <a:ext cx="5725927" cy="1041801"/>
+                    </a:xfrm>
+                    <a:prstGeom prst="rect">
+                      <a:avLst/>
+                    </a:prstGeom>
+                  </pic:spPr>
+                </pic:pic>
+              </a:graphicData>
+            </a:graphic>
+          </wp:inline>
+        </w:drawing>
       </w:r>
     </w:p>
     <w:p>
@@ -1894,6 +2928,7 @@
         </w:rPr>
         <w:t xml:space="preserve">Return a list of words from </w:t>
       </w:r>
+      <w:proofErr w:type="gramStart"/>
       <w:r>
         <w:rPr>
           <w:rFonts w:asciiTheme="minorBidi" w:hAnsiTheme="minorBidi"/>
@@ -1917,6 +2952,71 @@
           <w:szCs w:val="20"/>
         </w:rPr>
         <w:t>2</w:t>
+      </w:r>
+      <w:proofErr w:type="gramEnd"/>
+    </w:p>
+    <w:p>
+      <w:pPr>
+        <w:pStyle w:val="ListParagraph"/>
+        <w:spacing w:after="0" w:line="360" w:lineRule="auto"/>
+        <w:ind w:left="1710" w:firstLine="0"/>
+        <w:rPr>
+          <w:rFonts w:asciiTheme="minorBidi" w:hAnsiTheme="minorBidi"/>
+          <w:b/>
+          <w:sz w:val="20"/>
+          <w:szCs w:val="20"/>
+        </w:rPr>
+      </w:pPr>
+      <w:r>
+        <w:rPr>
+          <w:rFonts w:asciiTheme="minorBidi" w:hAnsiTheme="minorBidi"/>
+          <w:b/>
+          <w:sz w:val="20"/>
+          <w:szCs w:val="20"/>
+        </w:rPr>
+        <w:t>str2.split()</w:t>
+      </w:r>
+    </w:p>
+    <w:p>
+      <w:pPr>
+        <w:pStyle w:val="ListParagraph"/>
+        <w:spacing w:after="0" w:line="360" w:lineRule="auto"/>
+        <w:ind w:left="1710" w:firstLine="0"/>
+        <w:rPr>
+          <w:rFonts w:asciiTheme="minorBidi" w:hAnsiTheme="minorBidi"/>
+          <w:b/>
+          <w:sz w:val="20"/>
+          <w:szCs w:val="20"/>
+        </w:rPr>
+      </w:pPr>
+      <w:r>
+        <w:rPr>
+          <w:rFonts w:asciiTheme="minorBidi" w:hAnsiTheme="minorBidi"/>
+          <w:b/>
+          <w:sz w:val="20"/>
+          <w:szCs w:val="20"/>
+        </w:rPr>
+        <w:t xml:space="preserve">['Cloud', 'computing', 'supports', 'flexibility', </w:t>
+      </w:r>
+      <w:proofErr w:type="gramStart"/>
+      <w:r>
+        <w:rPr>
+          <w:rFonts w:asciiTheme="minorBidi" w:hAnsiTheme="minorBidi"/>
+          <w:b/>
+          <w:sz w:val="20"/>
+          <w:szCs w:val="20"/>
+        </w:rPr>
+        <w:t>'and',</w:t>
+      </w:r>
+      <w:proofErr w:type="gramEnd"/>
+      <w:r>
+        <w:rPr>
+          <w:rFonts w:asciiTheme="minorBidi" w:hAnsiTheme="minorBidi"/>
+          <w:b/>
+          <w:sz w:val="20"/>
+          <w:szCs w:val="20"/>
+        </w:rPr>
+        <w:t xml:space="preserve"> 'reliability', 'in', 'services']</w:t>
       </w:r>
     </w:p>
     <w:p>
@@ -1972,8 +3072,18 @@
           <w:sz w:val="20"/>
           <w:szCs w:val="20"/>
         </w:rPr>
-        <w:t>2 to all uppercase letters</w:t>
-      </w:r>
+        <w:t xml:space="preserve">2 to all uppercase </w:t>
+      </w:r>
+      <w:proofErr w:type="gramStart"/>
+      <w:r>
+        <w:rPr>
+          <w:rFonts w:asciiTheme="minorBidi" w:hAnsiTheme="minorBidi"/>
+          <w:sz w:val="20"/>
+          <w:szCs w:val="20"/>
+        </w:rPr>
+        <w:t>letters</w:t>
+      </w:r>
+      <w:proofErr w:type="gramEnd"/>
       <w:r>
         <w:rPr>
           <w:rFonts w:asciiTheme="minorBidi" w:hAnsiTheme="minorBidi"/>
@@ -1981,6 +3091,61 @@
           <w:szCs w:val="20"/>
         </w:rPr>
         <w:tab/>
+      </w:r>
+    </w:p>
+    <w:p>
+      <w:pPr>
+        <w:pStyle w:val="ListParagraph"/>
+        <w:spacing w:after="0" w:line="360" w:lineRule="auto"/>
+        <w:ind w:left="1710" w:firstLine="0"/>
+        <w:rPr>
+          <w:rFonts w:asciiTheme="minorBidi" w:hAnsiTheme="minorBidi"/>
+          <w:sz w:val="20"/>
+          <w:szCs w:val="20"/>
+        </w:rPr>
+      </w:pPr>
+      <w:r>
+        <w:rPr>
+          <w:rFonts w:asciiTheme="minorBidi" w:hAnsiTheme="minorBidi"/>
+          <w:sz w:val="20"/>
+          <w:szCs w:val="20"/>
+        </w:rPr>
+        <w:lastRenderedPageBreak/>
+        <w:drawing>
+          <wp:inline distT="0" distB="0" distL="0" distR="0" wp14:anchorId="58050F55" wp14:editId="5E2F1BAC">
+            <wp:extent cx="5632483" cy="1121672"/>
+            <wp:effectExtent l="0" t="0" r="0" b="0"/>
+            <wp:docPr id="2079981470" name="Picture 1" descr="A black screen with white text&#10;&#10;Description automatically generated"/>
+            <wp:cNvGraphicFramePr>
+              <a:graphicFrameLocks xmlns:a="http://schemas.openxmlformats.org/drawingml/2006/main" noChangeAspect="1"/>
+            </wp:cNvGraphicFramePr>
+            <a:graphic xmlns:a="http://schemas.openxmlformats.org/drawingml/2006/main">
+              <a:graphicData uri="http://schemas.openxmlformats.org/drawingml/2006/picture">
+                <pic:pic xmlns:pic="http://schemas.openxmlformats.org/drawingml/2006/picture">
+                  <pic:nvPicPr>
+                    <pic:cNvPr id="2079981470" name="Picture 1" descr="A black screen with white text&#10;&#10;Description automatically generated"/>
+                    <pic:cNvPicPr/>
+                  </pic:nvPicPr>
+                  <pic:blipFill>
+                    <a:blip r:embed="rId22"/>
+                    <a:stretch>
+                      <a:fillRect/>
+                    </a:stretch>
+                  </pic:blipFill>
+                  <pic:spPr>
+                    <a:xfrm>
+                      <a:off x="0" y="0"/>
+                      <a:ext cx="5706522" cy="1136416"/>
+                    </a:xfrm>
+                    <a:prstGeom prst="rect">
+                      <a:avLst/>
+                    </a:prstGeom>
+                  </pic:spPr>
+                </pic:pic>
+              </a:graphicData>
+            </a:graphic>
+          </wp:inline>
+        </w:drawing>
       </w:r>
     </w:p>
     <w:p>
@@ -2052,7 +3217,87 @@
           <w:sz w:val="20"/>
           <w:szCs w:val="20"/>
         </w:rPr>
-        <w:t>empty string</w:t>
+        <w:t xml:space="preserve">empty </w:t>
+      </w:r>
+      <w:proofErr w:type="gramStart"/>
+      <w:r>
+        <w:rPr>
+          <w:rFonts w:asciiTheme="minorBidi" w:hAnsiTheme="minorBidi"/>
+          <w:sz w:val="20"/>
+          <w:szCs w:val="20"/>
+        </w:rPr>
+        <w:t>string</w:t>
+      </w:r>
+      <w:proofErr w:type="gramEnd"/>
+    </w:p>
+    <w:p>
+      <w:pPr>
+        <w:pStyle w:val="ListParagraph"/>
+        <w:spacing w:after="0" w:line="360" w:lineRule="auto"/>
+        <w:ind w:left="1710" w:firstLine="0"/>
+        <w:rPr>
+          <w:rFonts w:asciiTheme="minorBidi" w:hAnsiTheme="minorBidi"/>
+          <w:b/>
+          <w:bCs/>
+          <w:sz w:val="20"/>
+          <w:szCs w:val="20"/>
+        </w:rPr>
+      </w:pPr>
+      <w:r>
+        <w:rPr>
+          <w:rFonts w:asciiTheme="minorBidi" w:hAnsiTheme="minorBidi"/>
+          <w:b/>
+          <w:bCs/>
+          <w:sz w:val="20"/>
+          <w:szCs w:val="20"/>
+        </w:rPr>
+        <w:t>str1.replace('web', '') </w:t>
+      </w:r>
+    </w:p>
+    <w:p>
+      <w:pPr>
+        <w:pStyle w:val="ListParagraph"/>
+        <w:spacing w:after="0" w:line="360" w:lineRule="auto"/>
+        <w:ind w:left="1710" w:firstLine="0"/>
+        <w:rPr>
+          <w:rFonts w:asciiTheme="minorBidi" w:hAnsiTheme="minorBidi"/>
+          <w:b/>
+          <w:bCs/>
+          <w:sz w:val="20"/>
+          <w:szCs w:val="20"/>
+        </w:rPr>
+      </w:pPr>
+      <w:r>
+        <w:rPr>
+          <w:rFonts w:asciiTheme="minorBidi" w:hAnsiTheme="minorBidi"/>
+          <w:b/>
+          <w:bCs/>
+          <w:sz w:val="20"/>
+          <w:szCs w:val="20"/>
+        </w:rPr>
+        <w:t xml:space="preserve">'Flask helps to </w:t>
+      </w:r>
+      <w:proofErr w:type="gramStart"/>
+      <w:r>
+        <w:rPr>
+          <w:rFonts w:asciiTheme="minorBidi" w:hAnsiTheme="minorBidi"/>
+          <w:b/>
+          <w:bCs/>
+          <w:sz w:val="20"/>
+          <w:szCs w:val="20"/>
+        </w:rPr>
+        <w:t>build  apps</w:t>
+      </w:r>
+      <w:proofErr w:type="gramEnd"/>
+      <w:r>
+        <w:rPr>
+          <w:rFonts w:asciiTheme="minorBidi" w:hAnsiTheme="minorBidi"/>
+          <w:b/>
+          <w:bCs/>
+          <w:sz w:val="20"/>
+          <w:szCs w:val="20"/>
+        </w:rPr>
+        <w:t xml:space="preserve"> quickly and efficiently'</w:t>
       </w:r>
     </w:p>
     <w:p>
@@ -2078,6 +3323,7 @@
         </w:rPr>
         <w:t>Count the number of times ‘</w:t>
       </w:r>
+      <w:proofErr w:type="spellStart"/>
       <w:r>
         <w:rPr>
           <w:rFonts w:asciiTheme="minorBidi" w:hAnsiTheme="minorBidi"/>
@@ -2086,14 +3332,107 @@
         </w:rPr>
         <w:t>i</w:t>
       </w:r>
-      <w:r>
-        <w:rPr>
-          <w:rFonts w:asciiTheme="minorBidi" w:hAnsiTheme="minorBidi"/>
-          <w:sz w:val="20"/>
-          <w:szCs w:val="20"/>
-        </w:rPr>
-        <w:t>’ occurs in str2</w:t>
-      </w:r>
+      <w:proofErr w:type="spellEnd"/>
+      <w:r>
+        <w:rPr>
+          <w:rFonts w:asciiTheme="minorBidi" w:hAnsiTheme="minorBidi"/>
+          <w:sz w:val="20"/>
+          <w:szCs w:val="20"/>
+        </w:rPr>
+        <w:t xml:space="preserve">’ occurs in </w:t>
+      </w:r>
+      <w:proofErr w:type="gramStart"/>
+      <w:r>
+        <w:rPr>
+          <w:rFonts w:asciiTheme="minorBidi" w:hAnsiTheme="minorBidi"/>
+          <w:sz w:val="20"/>
+          <w:szCs w:val="20"/>
+        </w:rPr>
+        <w:t>str2</w:t>
+      </w:r>
+      <w:proofErr w:type="gramEnd"/>
+    </w:p>
+    <w:p>
+      <w:pPr>
+        <w:pStyle w:val="ListParagraph"/>
+        <w:spacing w:after="0" w:line="360" w:lineRule="auto"/>
+        <w:ind w:left="1710" w:firstLine="0"/>
+        <w:rPr>
+          <w:rFonts w:asciiTheme="minorBidi" w:hAnsiTheme="minorBidi"/>
+          <w:b/>
+          <w:bCs/>
+          <w:sz w:val="20"/>
+          <w:szCs w:val="20"/>
+        </w:rPr>
+      </w:pPr>
+      <w:r>
+        <w:rPr>
+          <w:rFonts w:asciiTheme="minorBidi" w:hAnsiTheme="minorBidi"/>
+          <w:b/>
+          <w:bCs/>
+          <w:sz w:val="20"/>
+          <w:szCs w:val="20"/>
+        </w:rPr>
+        <w:t>str2.count('</w:t>
+      </w:r>
+      <w:proofErr w:type="spellStart"/>
+      <w:r>
+        <w:rPr>
+          <w:rFonts w:asciiTheme="minorBidi" w:hAnsiTheme="minorBidi"/>
+          <w:b/>
+          <w:bCs/>
+          <w:sz w:val="20"/>
+          <w:szCs w:val="20"/>
+        </w:rPr>
+        <w:t>i</w:t>
+      </w:r>
+      <w:proofErr w:type="spellEnd"/>
+      <w:r>
+        <w:rPr>
+          <w:rFonts w:asciiTheme="minorBidi" w:hAnsiTheme="minorBidi"/>
+          <w:b/>
+          <w:bCs/>
+          <w:sz w:val="20"/>
+          <w:szCs w:val="20"/>
+        </w:rPr>
+        <w:t>') </w:t>
+      </w:r>
+    </w:p>
+    <w:p>
+      <w:pPr>
+        <w:pStyle w:val="ListParagraph"/>
+        <w:spacing w:after="0" w:line="360" w:lineRule="auto"/>
+        <w:ind w:left="1710" w:firstLine="0"/>
+        <w:rPr>
+          <w:rFonts w:asciiTheme="minorBidi" w:hAnsiTheme="minorBidi"/>
+          <w:b/>
+          <w:bCs/>
+          <w:sz w:val="20"/>
+          <w:szCs w:val="20"/>
+        </w:rPr>
+      </w:pPr>
+      <w:r>
+        <w:rPr>
+          <w:rFonts w:asciiTheme="minorBidi" w:hAnsiTheme="minorBidi"/>
+          <w:b/>
+          <w:bCs/>
+          <w:sz w:val="20"/>
+          <w:szCs w:val="20"/>
+        </w:rPr>
+        <w:t>9</w:t>
+      </w:r>
+    </w:p>
+    <w:p>
+      <w:pPr>
+        <w:spacing w:after="0" w:line="360" w:lineRule="auto"/>
+        <w:rPr>
+          <w:rFonts w:asciiTheme="minorBidi" w:hAnsiTheme="minorBidi"/>
+          <w:b/>
+          <w:bCs/>
+          <w:sz w:val="20"/>
+          <w:szCs w:val="20"/>
+        </w:rPr>
+      </w:pPr>
     </w:p>
     <w:p>
       <w:pPr>
@@ -2570,7 +3909,7 @@
           <w:szCs w:val="20"/>
         </w:rPr>
         <w:sectPr>
-          <w:headerReference w:type="default" r:id="rId16"/>
+          <w:headerReference w:type="default" r:id="rId23"/>
           <w:type w:val="continuous"/>
           <w:pgSz w:w="12240" w:h="15840"/>
           <w:pgMar w:top="144" w:right="1080" w:bottom="144" w:left="1080" w:header="706" w:footer="706" w:gutter="0"/>
@@ -2624,6 +3963,60 @@
     <w:p>
       <w:pPr>
         <w:pStyle w:val="ListParagraph"/>
+        <w:spacing w:after="0" w:line="360" w:lineRule="auto"/>
+        <w:ind w:left="1710" w:firstLine="0"/>
+        <w:rPr>
+          <w:rFonts w:asciiTheme="minorBidi" w:hAnsiTheme="minorBidi"/>
+          <w:sz w:val="20"/>
+          <w:szCs w:val="20"/>
+        </w:rPr>
+      </w:pPr>
+      <w:r>
+        <w:rPr>
+          <w:rFonts w:asciiTheme="minorBidi" w:hAnsiTheme="minorBidi"/>
+          <w:sz w:val="20"/>
+          <w:szCs w:val="20"/>
+        </w:rPr>
+        <w:drawing>
+          <wp:inline distT="0" distB="0" distL="0" distR="0" wp14:anchorId="215AF8A3" wp14:editId="5DB8634F">
+            <wp:extent cx="5562600" cy="2285743"/>
+            <wp:effectExtent l="0" t="0" r="0" b="635"/>
+            <wp:docPr id="788034221" name="Picture 1" descr="A computer screen with white text&#10;&#10;Description automatically generated"/>
+            <wp:cNvGraphicFramePr>
+              <a:graphicFrameLocks xmlns:a="http://schemas.openxmlformats.org/drawingml/2006/main" noChangeAspect="1"/>
+            </wp:cNvGraphicFramePr>
+            <a:graphic xmlns:a="http://schemas.openxmlformats.org/drawingml/2006/main">
+              <a:graphicData uri="http://schemas.openxmlformats.org/drawingml/2006/picture">
+                <pic:pic xmlns:pic="http://schemas.openxmlformats.org/drawingml/2006/picture">
+                  <pic:nvPicPr>
+                    <pic:cNvPr id="788034221" name="Picture 1" descr="A computer screen with white text&#10;&#10;Description automatically generated"/>
+                    <pic:cNvPicPr/>
+                  </pic:nvPicPr>
+                  <pic:blipFill>
+                    <a:blip r:embed="rId24"/>
+                    <a:stretch>
+                      <a:fillRect/>
+                    </a:stretch>
+                  </pic:blipFill>
+                  <pic:spPr>
+                    <a:xfrm>
+                      <a:off x="0" y="0"/>
+                      <a:ext cx="5626152" cy="2311857"/>
+                    </a:xfrm>
+                    <a:prstGeom prst="rect">
+                      <a:avLst/>
+                    </a:prstGeom>
+                  </pic:spPr>
+                </pic:pic>
+              </a:graphicData>
+            </a:graphic>
+          </wp:inline>
+        </w:drawing>
+      </w:r>
+    </w:p>
+    <w:p>
+      <w:pPr>
+        <w:pStyle w:val="ListParagraph"/>
         <w:numPr>
           <w:ilvl w:val="0"/>
           <w:numId w:val="9"/>
@@ -2666,6 +4059,64 @@
     <w:p>
       <w:pPr>
         <w:pStyle w:val="ListParagraph"/>
+        <w:spacing w:after="0" w:line="360" w:lineRule="auto"/>
+        <w:ind w:left="1710" w:firstLine="0"/>
+        <w:rPr>
+          <w:rFonts w:asciiTheme="minorBidi" w:hAnsiTheme="minorBidi"/>
+          <w:b/>
+          <w:bCs/>
+          <w:sz w:val="20"/>
+          <w:szCs w:val="20"/>
+        </w:rPr>
+      </w:pPr>
+      <w:proofErr w:type="spellStart"/>
+      <w:r>
+        <w:rPr>
+          <w:rFonts w:asciiTheme="minorBidi" w:hAnsiTheme="minorBidi"/>
+          <w:b/>
+          <w:bCs/>
+          <w:sz w:val="20"/>
+          <w:szCs w:val="20"/>
+        </w:rPr>
+        <w:t>dict_</w:t>
+      </w:r>
+      <w:proofErr w:type="gramStart"/>
+      <w:r>
+        <w:rPr>
+          <w:rFonts w:asciiTheme="minorBidi" w:hAnsiTheme="minorBidi"/>
+          <w:b/>
+          <w:bCs/>
+          <w:sz w:val="20"/>
+          <w:szCs w:val="20"/>
+        </w:rPr>
+        <w:t>values</w:t>
+      </w:r>
+      <w:proofErr w:type="spellEnd"/>
+      <w:r>
+        <w:rPr>
+          <w:rFonts w:asciiTheme="minorBidi" w:hAnsiTheme="minorBidi"/>
+          <w:b/>
+          <w:bCs/>
+          <w:sz w:val="20"/>
+          <w:szCs w:val="20"/>
+        </w:rPr>
+        <w:t>(</w:t>
+      </w:r>
+      <w:proofErr w:type="gramEnd"/>
+      <w:r>
+        <w:rPr>
+          <w:rFonts w:asciiTheme="minorBidi" w:hAnsiTheme="minorBidi"/>
+          <w:b/>
+          <w:bCs/>
+          <w:sz w:val="20"/>
+          <w:szCs w:val="20"/>
+        </w:rPr>
+        <w:t>['Dog', 7, ['cat', 'cow', 'pig'], 'white', 123])</w:t>
+      </w:r>
+    </w:p>
+    <w:p>
+      <w:pPr>
+        <w:pStyle w:val="ListParagraph"/>
         <w:numPr>
           <w:ilvl w:val="0"/>
           <w:numId w:val="9"/>
@@ -2690,6 +4141,30 @@
     <w:p>
       <w:pPr>
         <w:pStyle w:val="ListParagraph"/>
+        <w:spacing w:after="0" w:line="360" w:lineRule="auto"/>
+        <w:ind w:left="1710" w:firstLine="0"/>
+        <w:rPr>
+          <w:rFonts w:asciiTheme="minorBidi" w:hAnsiTheme="minorBidi"/>
+          <w:b/>
+          <w:bCs/>
+          <w:sz w:val="20"/>
+          <w:szCs w:val="20"/>
+        </w:rPr>
+      </w:pPr>
+      <w:r>
+        <w:rPr>
+          <w:rFonts w:asciiTheme="minorBidi" w:hAnsiTheme="minorBidi"/>
+          <w:b/>
+          <w:bCs/>
+          <w:sz w:val="20"/>
+          <w:szCs w:val="20"/>
+        </w:rPr>
+        <w:t>4455</w:t>
+      </w:r>
+    </w:p>
+    <w:p>
+      <w:pPr>
+        <w:pStyle w:val="ListParagraph"/>
         <w:numPr>
           <w:ilvl w:val="0"/>
           <w:numId w:val="9"/>
@@ -2714,6 +4189,30 @@
     <w:p>
       <w:pPr>
         <w:pStyle w:val="ListParagraph"/>
+        <w:spacing w:after="0" w:line="360" w:lineRule="auto"/>
+        <w:ind w:left="1710" w:firstLine="0"/>
+        <w:rPr>
+          <w:rFonts w:asciiTheme="minorBidi" w:hAnsiTheme="minorBidi"/>
+          <w:b/>
+          <w:bCs/>
+          <w:sz w:val="20"/>
+          <w:szCs w:val="20"/>
+        </w:rPr>
+      </w:pPr>
+      <w:r>
+        <w:rPr>
+          <w:rFonts w:asciiTheme="minorBidi" w:hAnsiTheme="minorBidi"/>
+          <w:b/>
+          <w:bCs/>
+          <w:sz w:val="20"/>
+          <w:szCs w:val="20"/>
+        </w:rPr>
+        <w:t>7</w:t>
+      </w:r>
+    </w:p>
+    <w:p>
+      <w:pPr>
+        <w:pStyle w:val="ListParagraph"/>
         <w:numPr>
           <w:ilvl w:val="0"/>
           <w:numId w:val="9"/>
@@ -2732,7 +4231,32 @@
           <w:sz w:val="20"/>
           <w:szCs w:val="20"/>
         </w:rPr>
+        <w:lastRenderedPageBreak/>
         <w:t>d3.get('age')</w:t>
+      </w:r>
+    </w:p>
+    <w:p>
+      <w:pPr>
+        <w:pStyle w:val="ListParagraph"/>
+        <w:spacing w:after="0" w:line="360" w:lineRule="auto"/>
+        <w:ind w:left="1710" w:firstLine="0"/>
+        <w:rPr>
+          <w:rFonts w:asciiTheme="minorBidi" w:hAnsiTheme="minorBidi"/>
+          <w:b/>
+          <w:bCs/>
+          <w:sz w:val="20"/>
+          <w:szCs w:val="20"/>
+        </w:rPr>
+      </w:pPr>
+      <w:r>
+        <w:rPr>
+          <w:rFonts w:asciiTheme="minorBidi" w:hAnsiTheme="minorBidi"/>
+          <w:b/>
+          <w:bCs/>
+          <w:sz w:val="20"/>
+          <w:szCs w:val="20"/>
+        </w:rPr>
+        <w:t>None</w:t>
       </w:r>
     </w:p>
     <w:p>
@@ -2792,9 +4316,35 @@
         </w:rPr>
         <w:t>)</w:t>
       </w:r>
-      <w:r>
-        <w:rPr>
-          <w:rFonts w:asciiTheme="minorBidi" w:hAnsiTheme="minorBidi"/>
+    </w:p>
+    <w:p>
+      <w:pPr>
+        <w:pStyle w:val="ListParagraph"/>
+        <w:spacing w:after="0" w:line="360" w:lineRule="auto"/>
+        <w:ind w:left="1710" w:firstLine="0"/>
+        <w:rPr>
+          <w:rFonts w:asciiTheme="minorBidi" w:hAnsiTheme="minorBidi"/>
+          <w:b/>
+          <w:bCs/>
+          <w:sz w:val="20"/>
+          <w:szCs w:val="20"/>
+        </w:rPr>
+      </w:pPr>
+      <w:r>
+        <w:rPr>
+          <w:rFonts w:asciiTheme="minorBidi" w:hAnsiTheme="minorBidi"/>
+          <w:b/>
+          <w:bCs/>
+          <w:sz w:val="20"/>
+          <w:szCs w:val="20"/>
+        </w:rPr>
+        <w:t>‘Tesla’</w:t>
+      </w:r>
+      <w:r>
+        <w:rPr>
+          <w:rFonts w:asciiTheme="minorBidi" w:hAnsiTheme="minorBidi"/>
+          <w:b/>
+          <w:bCs/>
           <w:sz w:val="20"/>
           <w:szCs w:val="20"/>
         </w:rPr>
@@ -2846,6 +4396,64 @@
     <w:p>
       <w:pPr>
         <w:pStyle w:val="ListParagraph"/>
+        <w:spacing w:after="0" w:line="360" w:lineRule="auto"/>
+        <w:ind w:left="1710" w:firstLine="0"/>
+        <w:rPr>
+          <w:rFonts w:asciiTheme="minorBidi" w:hAnsiTheme="minorBidi"/>
+          <w:b/>
+          <w:bCs/>
+          <w:sz w:val="20"/>
+          <w:szCs w:val="20"/>
+        </w:rPr>
+      </w:pPr>
+      <w:proofErr w:type="spellStart"/>
+      <w:r>
+        <w:rPr>
+          <w:rFonts w:asciiTheme="minorBidi" w:hAnsiTheme="minorBidi"/>
+          <w:b/>
+          <w:bCs/>
+          <w:sz w:val="20"/>
+          <w:szCs w:val="20"/>
+        </w:rPr>
+        <w:t>dict_</w:t>
+      </w:r>
+      <w:proofErr w:type="gramStart"/>
+      <w:r>
+        <w:rPr>
+          <w:rFonts w:asciiTheme="minorBidi" w:hAnsiTheme="minorBidi"/>
+          <w:b/>
+          <w:bCs/>
+          <w:sz w:val="20"/>
+          <w:szCs w:val="20"/>
+        </w:rPr>
+        <w:t>items</w:t>
+      </w:r>
+      <w:proofErr w:type="spellEnd"/>
+      <w:r>
+        <w:rPr>
+          <w:rFonts w:asciiTheme="minorBidi" w:hAnsiTheme="minorBidi"/>
+          <w:b/>
+          <w:bCs/>
+          <w:sz w:val="20"/>
+          <w:szCs w:val="20"/>
+        </w:rPr>
+        <w:t>(</w:t>
+      </w:r>
+      <w:proofErr w:type="gramEnd"/>
+      <w:r>
+        <w:rPr>
+          <w:rFonts w:asciiTheme="minorBidi" w:hAnsiTheme="minorBidi"/>
+          <w:b/>
+          <w:bCs/>
+          <w:sz w:val="20"/>
+          <w:szCs w:val="20"/>
+        </w:rPr>
+        <w:t>[('animal', 'Dog'), ('age', 7), ((2, 4, 6), ['cat', 'cow', 'pig']), (1, 'white'), (99, 123)])</w:t>
+      </w:r>
+    </w:p>
+    <w:p>
+      <w:pPr>
+        <w:pStyle w:val="ListParagraph"/>
         <w:numPr>
           <w:ilvl w:val="0"/>
           <w:numId w:val="9"/>
@@ -2872,18 +4480,8 @@
           <w:sz w:val="20"/>
           <w:szCs w:val="20"/>
         </w:rPr>
-        <w:t>'</w:t>
-      </w:r>
-      <w:proofErr w:type="gramStart"/>
-      <w:r>
-        <w:rPr>
-          <w:rFonts w:asciiTheme="minorBidi" w:hAnsiTheme="minorBidi"/>
-          <w:sz w:val="20"/>
-          <w:szCs w:val="20"/>
-        </w:rPr>
-        <w:t>features'</w:t>
-      </w:r>
-      <w:proofErr w:type="gramEnd"/>
+        <w:t>'features'</w:t>
+      </w:r>
       <w:r>
         <w:rPr>
           <w:rFonts w:asciiTheme="minorBidi" w:hAnsiTheme="minorBidi"/>
@@ -2891,6 +4489,52 @@
           <w:szCs w:val="20"/>
         </w:rPr>
         <w:t>]</w:t>
+      </w:r>
+    </w:p>
+    <w:p>
+      <w:pPr>
+        <w:pStyle w:val="ListParagraph"/>
+        <w:spacing w:after="0" w:line="360" w:lineRule="auto"/>
+        <w:ind w:left="1710" w:firstLine="0"/>
+        <w:rPr>
+          <w:rFonts w:asciiTheme="minorBidi" w:hAnsiTheme="minorBidi"/>
+          <w:b/>
+          <w:bCs/>
+          <w:sz w:val="20"/>
+          <w:szCs w:val="20"/>
+        </w:rPr>
+      </w:pPr>
+      <w:r>
+        <w:rPr>
+          <w:rFonts w:asciiTheme="minorBidi" w:hAnsiTheme="minorBidi"/>
+          <w:b/>
+          <w:bCs/>
+          <w:sz w:val="20"/>
+          <w:szCs w:val="20"/>
+        </w:rPr>
+        <w:t>['Autopilot', 'EV', '</w:t>
+      </w:r>
+      <w:proofErr w:type="spellStart"/>
+      <w:r>
+        <w:rPr>
+          <w:rFonts w:asciiTheme="minorBidi" w:hAnsiTheme="minorBidi"/>
+          <w:b/>
+          <w:bCs/>
+          <w:sz w:val="20"/>
+          <w:szCs w:val="20"/>
+        </w:rPr>
+        <w:t>SmartKey</w:t>
+      </w:r>
+      <w:proofErr w:type="spellEnd"/>
+      <w:r>
+        <w:rPr>
+          <w:rFonts w:asciiTheme="minorBidi" w:hAnsiTheme="minorBidi"/>
+          <w:b/>
+          <w:bCs/>
+          <w:sz w:val="20"/>
+          <w:szCs w:val="20"/>
+        </w:rPr>
+        <w:t>']</w:t>
       </w:r>
     </w:p>
     <w:p>
@@ -2917,13 +4561,8 @@
         <w:t>d2[</w:t>
       </w:r>
       <w:r>
-        <w:t>'</w:t>
-      </w:r>
-      <w:proofErr w:type="gramStart"/>
-      <w:r>
-        <w:t>features'</w:t>
-      </w:r>
-      <w:proofErr w:type="gramEnd"/>
+        <w:t>'features'</w:t>
+      </w:r>
       <w:r>
         <w:rPr>
           <w:rFonts w:asciiTheme="minorBidi" w:hAnsiTheme="minorBidi"/>
@@ -2931,6 +4570,42 @@
           <w:szCs w:val="20"/>
         </w:rPr>
         <w:t xml:space="preserve">] </w:t>
+      </w:r>
+    </w:p>
+    <w:p>
+      <w:pPr>
+        <w:pStyle w:val="ListParagraph"/>
+        <w:spacing w:after="0" w:line="360" w:lineRule="auto"/>
+        <w:ind w:left="1710" w:firstLine="0"/>
+        <w:rPr>
+          <w:rFonts w:asciiTheme="minorBidi" w:hAnsiTheme="minorBidi"/>
+          <w:b/>
+          <w:bCs/>
+          <w:sz w:val="20"/>
+          <w:szCs w:val="20"/>
+        </w:rPr>
+      </w:pPr>
+      <w:proofErr w:type="spellStart"/>
+      <w:r>
+        <w:rPr>
+          <w:rFonts w:asciiTheme="minorBidi" w:hAnsiTheme="minorBidi"/>
+          <w:b/>
+          <w:bCs/>
+          <w:sz w:val="20"/>
+          <w:szCs w:val="20"/>
+        </w:rPr>
+        <w:t>KeyError</w:t>
+      </w:r>
+      <w:proofErr w:type="spellEnd"/>
+      <w:r>
+        <w:rPr>
+          <w:rFonts w:asciiTheme="minorBidi" w:hAnsiTheme="minorBidi"/>
+          <w:b/>
+          <w:bCs/>
+          <w:sz w:val="20"/>
+          <w:szCs w:val="20"/>
+        </w:rPr>
+        <w:t>: 'features'</w:t>
       </w:r>
     </w:p>
     <w:p>
@@ -2978,6 +4653,52 @@
     <w:p>
       <w:pPr>
         <w:pStyle w:val="ListParagraph"/>
+        <w:spacing w:after="0" w:line="360" w:lineRule="auto"/>
+        <w:ind w:left="1710" w:firstLine="0"/>
+        <w:rPr>
+          <w:rFonts w:asciiTheme="minorBidi" w:hAnsiTheme="minorBidi"/>
+          <w:b/>
+          <w:bCs/>
+          <w:sz w:val="20"/>
+          <w:szCs w:val="20"/>
+        </w:rPr>
+      </w:pPr>
+      <w:r>
+        <w:rPr>
+          <w:rFonts w:asciiTheme="minorBidi" w:hAnsiTheme="minorBidi"/>
+          <w:b/>
+          <w:bCs/>
+          <w:sz w:val="20"/>
+          <w:szCs w:val="20"/>
+        </w:rPr>
+        <w:t>d2 now contains additional keys: 'id', 'model', '</w:t>
+      </w:r>
+      <w:proofErr w:type="gramStart"/>
+      <w:r>
+        <w:rPr>
+          <w:rFonts w:asciiTheme="minorBidi" w:hAnsiTheme="minorBidi"/>
+          <w:b/>
+          <w:bCs/>
+          <w:sz w:val="20"/>
+          <w:szCs w:val="20"/>
+        </w:rPr>
+        <w:t>features</w:t>
+      </w:r>
+      <w:proofErr w:type="gramEnd"/>
+      <w:r>
+        <w:rPr>
+          <w:rFonts w:asciiTheme="minorBidi" w:hAnsiTheme="minorBidi"/>
+          <w:b/>
+          <w:bCs/>
+          <w:sz w:val="20"/>
+          <w:szCs w:val="20"/>
+        </w:rPr>
+        <w:t>'</w:t>
+      </w:r>
+    </w:p>
+    <w:p>
+      <w:pPr>
+        <w:pStyle w:val="ListParagraph"/>
         <w:numPr>
           <w:ilvl w:val="0"/>
           <w:numId w:val="9"/>
@@ -3018,6 +4739,30 @@
     <w:p>
       <w:pPr>
         <w:pStyle w:val="ListParagraph"/>
+        <w:spacing w:after="0" w:line="360" w:lineRule="auto"/>
+        <w:ind w:left="1710" w:firstLine="0"/>
+        <w:rPr>
+          <w:rFonts w:asciiTheme="minorBidi" w:hAnsiTheme="minorBidi"/>
+          <w:b/>
+          <w:bCs/>
+          <w:sz w:val="20"/>
+          <w:szCs w:val="20"/>
+        </w:rPr>
+      </w:pPr>
+      <w:r>
+        <w:rPr>
+          <w:rFonts w:asciiTheme="minorBidi" w:hAnsiTheme="minorBidi"/>
+          <w:b/>
+          <w:bCs/>
+          <w:sz w:val="20"/>
+          <w:szCs w:val="20"/>
+        </w:rPr>
+        <w:t>‘white’</w:t>
+      </w:r>
+    </w:p>
+    <w:p>
+      <w:pPr>
+        <w:pStyle w:val="ListParagraph"/>
         <w:numPr>
           <w:ilvl w:val="0"/>
           <w:numId w:val="9"/>
@@ -3084,6 +4829,30 @@
     <w:p>
       <w:pPr>
         <w:pStyle w:val="ListParagraph"/>
+        <w:spacing w:after="0" w:line="360" w:lineRule="auto"/>
+        <w:ind w:left="1710" w:firstLine="0"/>
+        <w:rPr>
+          <w:rFonts w:asciiTheme="minorBidi" w:hAnsiTheme="minorBidi"/>
+          <w:b/>
+          <w:bCs/>
+          <w:sz w:val="20"/>
+          <w:szCs w:val="20"/>
+        </w:rPr>
+      </w:pPr>
+      <w:r>
+        <w:rPr>
+          <w:rFonts w:asciiTheme="minorBidi" w:hAnsiTheme="minorBidi"/>
+          <w:b/>
+          <w:bCs/>
+          <w:sz w:val="20"/>
+          <w:szCs w:val="20"/>
+        </w:rPr>
+        <w:t>‘None’</w:t>
+      </w:r>
+    </w:p>
+    <w:p>
+      <w:pPr>
+        <w:pStyle w:val="ListParagraph"/>
         <w:numPr>
           <w:ilvl w:val="0"/>
           <w:numId w:val="9"/>
@@ -3133,6 +4902,52 @@
     <w:p>
       <w:pPr>
         <w:pStyle w:val="ListParagraph"/>
+        <w:spacing w:after="0" w:line="360" w:lineRule="auto"/>
+        <w:ind w:left="1710" w:firstLine="0"/>
+        <w:rPr>
+          <w:rFonts w:asciiTheme="minorBidi" w:hAnsiTheme="minorBidi"/>
+          <w:b/>
+          <w:bCs/>
+          <w:sz w:val="20"/>
+          <w:szCs w:val="20"/>
+        </w:rPr>
+      </w:pPr>
+      <w:r>
+        <w:rPr>
+          <w:rFonts w:asciiTheme="minorBidi" w:hAnsiTheme="minorBidi"/>
+          <w:b/>
+          <w:bCs/>
+          <w:sz w:val="20"/>
+          <w:szCs w:val="20"/>
+        </w:rPr>
+        <w:t>['Autopilot', 'EV', '</w:t>
+      </w:r>
+      <w:proofErr w:type="spellStart"/>
+      <w:r>
+        <w:rPr>
+          <w:rFonts w:asciiTheme="minorBidi" w:hAnsiTheme="minorBidi"/>
+          <w:b/>
+          <w:bCs/>
+          <w:sz w:val="20"/>
+          <w:szCs w:val="20"/>
+        </w:rPr>
+        <w:t>SmartKey</w:t>
+      </w:r>
+      <w:proofErr w:type="spellEnd"/>
+      <w:r>
+        <w:rPr>
+          <w:rFonts w:asciiTheme="minorBidi" w:hAnsiTheme="minorBidi"/>
+          <w:b/>
+          <w:bCs/>
+          <w:sz w:val="20"/>
+          <w:szCs w:val="20"/>
+        </w:rPr>
+        <w:t>']</w:t>
+      </w:r>
+    </w:p>
+    <w:p>
+      <w:pPr>
+        <w:pStyle w:val="ListParagraph"/>
         <w:numPr>
           <w:ilvl w:val="0"/>
           <w:numId w:val="9"/>
@@ -3182,6 +4997,27 @@
     <w:p>
       <w:pPr>
         <w:pStyle w:val="ListParagraph"/>
+        <w:spacing w:after="0" w:line="360" w:lineRule="auto"/>
+        <w:ind w:left="1710" w:firstLine="0"/>
+        <w:rPr>
+          <w:rFonts w:asciiTheme="minorBidi" w:hAnsiTheme="minorBidi"/>
+          <w:sz w:val="20"/>
+          <w:szCs w:val="20"/>
+        </w:rPr>
+      </w:pPr>
+      <w:r>
+        <w:rPr>
+          <w:rFonts w:asciiTheme="minorBidi" w:hAnsiTheme="minorBidi"/>
+          <w:b/>
+          <w:sz w:val="20"/>
+          <w:szCs w:val="20"/>
+        </w:rPr>
+        <w:t>‘Dog’</w:t>
+      </w:r>
+    </w:p>
+    <w:p>
+      <w:pPr>
+        <w:pStyle w:val="ListParagraph"/>
         <w:numPr>
           <w:ilvl w:val="0"/>
           <w:numId w:val="9"/>
@@ -3206,6 +5042,30 @@
     <w:p>
       <w:pPr>
         <w:pStyle w:val="ListParagraph"/>
+        <w:spacing w:after="0" w:line="360" w:lineRule="auto"/>
+        <w:ind w:left="1710" w:firstLine="0"/>
+        <w:rPr>
+          <w:rFonts w:asciiTheme="minorBidi" w:hAnsiTheme="minorBidi"/>
+          <w:b/>
+          <w:bCs/>
+          <w:sz w:val="20"/>
+          <w:szCs w:val="20"/>
+        </w:rPr>
+      </w:pPr>
+      <w:r>
+        <w:rPr>
+          <w:rFonts w:asciiTheme="minorBidi" w:hAnsiTheme="minorBidi"/>
+          <w:b/>
+          <w:bCs/>
+          <w:sz w:val="20"/>
+          <w:szCs w:val="20"/>
+        </w:rPr>
+        <w:t>False</w:t>
+      </w:r>
+    </w:p>
+    <w:p>
+      <w:pPr>
+        <w:pStyle w:val="ListParagraph"/>
         <w:numPr>
           <w:ilvl w:val="0"/>
           <w:numId w:val="9"/>
@@ -3240,6 +5100,30 @@
     <w:p>
       <w:pPr>
         <w:pStyle w:val="ListParagraph"/>
+        <w:spacing w:after="0" w:line="360" w:lineRule="auto"/>
+        <w:ind w:left="1710" w:firstLine="0"/>
+        <w:rPr>
+          <w:rFonts w:asciiTheme="minorBidi" w:hAnsiTheme="minorBidi"/>
+          <w:b/>
+          <w:bCs/>
+          <w:sz w:val="20"/>
+          <w:szCs w:val="20"/>
+        </w:rPr>
+      </w:pPr>
+      <w:r>
+        <w:rPr>
+          <w:rFonts w:asciiTheme="minorBidi" w:hAnsiTheme="minorBidi"/>
+          <w:b/>
+          <w:bCs/>
+          <w:sz w:val="20"/>
+          <w:szCs w:val="20"/>
+        </w:rPr>
+        <w:t>8</w:t>
+      </w:r>
+    </w:p>
+    <w:p>
+      <w:pPr>
+        <w:pStyle w:val="ListParagraph"/>
         <w:numPr>
           <w:ilvl w:val="0"/>
           <w:numId w:val="9"/>
@@ -3302,6 +5186,60 @@
     <w:p>
       <w:pPr>
         <w:pStyle w:val="ListParagraph"/>
+        <w:spacing w:after="0" w:line="360" w:lineRule="auto"/>
+        <w:ind w:left="1710" w:firstLine="0"/>
+        <w:rPr>
+          <w:rFonts w:asciiTheme="minorBidi" w:hAnsiTheme="minorBidi"/>
+          <w:sz w:val="20"/>
+          <w:szCs w:val="20"/>
+        </w:rPr>
+      </w:pPr>
+      <w:r>
+        <w:rPr>
+          <w:rFonts w:asciiTheme="minorBidi" w:hAnsiTheme="minorBidi"/>
+          <w:sz w:val="20"/>
+          <w:szCs w:val="20"/>
+        </w:rPr>
+        <w:drawing>
+          <wp:inline distT="0" distB="0" distL="0" distR="0" wp14:anchorId="436A6014" wp14:editId="6265475B">
+            <wp:extent cx="2971800" cy="2374900"/>
+            <wp:effectExtent l="0" t="0" r="0" b="0"/>
+            <wp:docPr id="885412748" name="Picture 1" descr="A screen shot of a computer&#10;&#10;Description automatically generated"/>
+            <wp:cNvGraphicFramePr>
+              <a:graphicFrameLocks xmlns:a="http://schemas.openxmlformats.org/drawingml/2006/main" noChangeAspect="1"/>
+            </wp:cNvGraphicFramePr>
+            <a:graphic xmlns:a="http://schemas.openxmlformats.org/drawingml/2006/main">
+              <a:graphicData uri="http://schemas.openxmlformats.org/drawingml/2006/picture">
+                <pic:pic xmlns:pic="http://schemas.openxmlformats.org/drawingml/2006/picture">
+                  <pic:nvPicPr>
+                    <pic:cNvPr id="885412748" name="Picture 1" descr="A screen shot of a computer&#10;&#10;Description automatically generated"/>
+                    <pic:cNvPicPr/>
+                  </pic:nvPicPr>
+                  <pic:blipFill>
+                    <a:blip r:embed="rId25"/>
+                    <a:stretch>
+                      <a:fillRect/>
+                    </a:stretch>
+                  </pic:blipFill>
+                  <pic:spPr>
+                    <a:xfrm>
+                      <a:off x="0" y="0"/>
+                      <a:ext cx="2971800" cy="2374900"/>
+                    </a:xfrm>
+                    <a:prstGeom prst="rect">
+                      <a:avLst/>
+                    </a:prstGeom>
+                  </pic:spPr>
+                </pic:pic>
+              </a:graphicData>
+            </a:graphic>
+          </wp:inline>
+        </w:drawing>
+      </w:r>
+    </w:p>
+    <w:p>
+      <w:pPr>
+        <w:pStyle w:val="ListParagraph"/>
         <w:numPr>
           <w:ilvl w:val="0"/>
           <w:numId w:val="9"/>
@@ -3361,8 +5299,223 @@
         <w:t xml:space="preserve">    print(d2[key])</w:t>
       </w:r>
     </w:p>
+    <w:p>
+      <w:pPr>
+        <w:pStyle w:val="ListParagraph"/>
+        <w:spacing w:after="0" w:line="360" w:lineRule="auto"/>
+        <w:ind w:left="1710" w:firstLine="0"/>
+        <w:rPr>
+          <w:rFonts w:asciiTheme="minorBidi" w:hAnsiTheme="minorBidi"/>
+          <w:b/>
+          <w:bCs/>
+          <w:sz w:val="20"/>
+          <w:szCs w:val="20"/>
+        </w:rPr>
+      </w:pPr>
+      <w:r>
+        <w:rPr>
+          <w:rFonts w:asciiTheme="minorBidi" w:hAnsiTheme="minorBidi"/>
+          <w:b/>
+          <w:bCs/>
+          <w:sz w:val="20"/>
+          <w:szCs w:val="20"/>
+        </w:rPr>
+        <w:lastRenderedPageBreak/>
+        <w:t>Dog</w:t>
+      </w:r>
+    </w:p>
+    <w:p>
+      <w:pPr>
+        <w:pStyle w:val="ListParagraph"/>
+        <w:spacing w:after="0" w:line="360" w:lineRule="auto"/>
+        <w:ind w:left="1710" w:firstLine="0"/>
+        <w:rPr>
+          <w:rFonts w:asciiTheme="minorBidi" w:hAnsiTheme="minorBidi"/>
+          <w:b/>
+          <w:bCs/>
+          <w:sz w:val="20"/>
+          <w:szCs w:val="20"/>
+        </w:rPr>
+      </w:pPr>
+      <w:r>
+        <w:rPr>
+          <w:rFonts w:asciiTheme="minorBidi" w:hAnsiTheme="minorBidi"/>
+          <w:b/>
+          <w:bCs/>
+          <w:sz w:val="20"/>
+          <w:szCs w:val="20"/>
+        </w:rPr>
+        <w:t>7</w:t>
+      </w:r>
+    </w:p>
+    <w:p>
+      <w:pPr>
+        <w:pStyle w:val="ListParagraph"/>
+        <w:spacing w:after="0" w:line="360" w:lineRule="auto"/>
+        <w:ind w:left="1710" w:firstLine="0"/>
+        <w:rPr>
+          <w:rFonts w:asciiTheme="minorBidi" w:hAnsiTheme="minorBidi"/>
+          <w:b/>
+          <w:bCs/>
+          <w:sz w:val="20"/>
+          <w:szCs w:val="20"/>
+        </w:rPr>
+      </w:pPr>
+      <w:r>
+        <w:rPr>
+          <w:rFonts w:asciiTheme="minorBidi" w:hAnsiTheme="minorBidi"/>
+          <w:b/>
+          <w:bCs/>
+          <w:sz w:val="20"/>
+          <w:szCs w:val="20"/>
+        </w:rPr>
+        <w:t>['cat', 'cow', 'pig']</w:t>
+      </w:r>
+    </w:p>
+    <w:p>
+      <w:pPr>
+        <w:pStyle w:val="ListParagraph"/>
+        <w:spacing w:after="0" w:line="360" w:lineRule="auto"/>
+        <w:ind w:left="1710" w:firstLine="0"/>
+        <w:rPr>
+          <w:rFonts w:asciiTheme="minorBidi" w:hAnsiTheme="minorBidi"/>
+          <w:b/>
+          <w:bCs/>
+          <w:sz w:val="20"/>
+          <w:szCs w:val="20"/>
+        </w:rPr>
+      </w:pPr>
+      <w:r>
+        <w:rPr>
+          <w:rFonts w:asciiTheme="minorBidi" w:hAnsiTheme="minorBidi"/>
+          <w:b/>
+          <w:bCs/>
+          <w:sz w:val="20"/>
+          <w:szCs w:val="20"/>
+        </w:rPr>
+        <w:t>white</w:t>
+      </w:r>
+    </w:p>
+    <w:p>
+      <w:pPr>
+        <w:pStyle w:val="ListParagraph"/>
+        <w:spacing w:after="0" w:line="360" w:lineRule="auto"/>
+        <w:ind w:left="1710" w:firstLine="0"/>
+        <w:rPr>
+          <w:rFonts w:asciiTheme="minorBidi" w:hAnsiTheme="minorBidi"/>
+          <w:b/>
+          <w:bCs/>
+          <w:sz w:val="20"/>
+          <w:szCs w:val="20"/>
+        </w:rPr>
+      </w:pPr>
+      <w:r>
+        <w:rPr>
+          <w:rFonts w:asciiTheme="minorBidi" w:hAnsiTheme="minorBidi"/>
+          <w:b/>
+          <w:bCs/>
+          <w:sz w:val="20"/>
+          <w:szCs w:val="20"/>
+        </w:rPr>
+        <w:t>123</w:t>
+      </w:r>
+    </w:p>
+    <w:p>
+      <w:pPr>
+        <w:pStyle w:val="ListParagraph"/>
+        <w:spacing w:after="0" w:line="360" w:lineRule="auto"/>
+        <w:ind w:left="1710" w:firstLine="0"/>
+        <w:rPr>
+          <w:rFonts w:asciiTheme="minorBidi" w:hAnsiTheme="minorBidi"/>
+          <w:b/>
+          <w:bCs/>
+          <w:sz w:val="20"/>
+          <w:szCs w:val="20"/>
+        </w:rPr>
+      </w:pPr>
+      <w:r>
+        <w:rPr>
+          <w:rFonts w:asciiTheme="minorBidi" w:hAnsiTheme="minorBidi"/>
+          <w:b/>
+          <w:bCs/>
+          <w:sz w:val="20"/>
+          <w:szCs w:val="20"/>
+        </w:rPr>
+        <w:t>4455</w:t>
+      </w:r>
+    </w:p>
+    <w:p>
+      <w:pPr>
+        <w:pStyle w:val="ListParagraph"/>
+        <w:spacing w:after="0" w:line="360" w:lineRule="auto"/>
+        <w:ind w:left="1710" w:firstLine="0"/>
+        <w:rPr>
+          <w:rFonts w:asciiTheme="minorBidi" w:hAnsiTheme="minorBidi"/>
+          <w:b/>
+          <w:bCs/>
+          <w:sz w:val="20"/>
+          <w:szCs w:val="20"/>
+        </w:rPr>
+      </w:pPr>
+      <w:r>
+        <w:rPr>
+          <w:rFonts w:asciiTheme="minorBidi" w:hAnsiTheme="minorBidi"/>
+          <w:b/>
+          <w:bCs/>
+          <w:sz w:val="20"/>
+          <w:szCs w:val="20"/>
+        </w:rPr>
+        <w:t>Tesla</w:t>
+      </w:r>
+    </w:p>
+    <w:p>
+      <w:pPr>
+        <w:pStyle w:val="ListParagraph"/>
+        <w:spacing w:after="0" w:line="360" w:lineRule="auto"/>
+        <w:ind w:left="1710" w:firstLine="0"/>
+        <w:rPr>
+          <w:rFonts w:asciiTheme="minorBidi" w:hAnsiTheme="minorBidi"/>
+          <w:b/>
+          <w:bCs/>
+          <w:sz w:val="20"/>
+          <w:szCs w:val="20"/>
+        </w:rPr>
+      </w:pPr>
+      <w:r>
+        <w:rPr>
+          <w:rFonts w:asciiTheme="minorBidi" w:hAnsiTheme="minorBidi"/>
+          <w:b/>
+          <w:bCs/>
+          <w:sz w:val="20"/>
+          <w:szCs w:val="20"/>
+        </w:rPr>
+        <w:t>['Autopilot', 'EV', '</w:t>
+      </w:r>
+      <w:proofErr w:type="spellStart"/>
+      <w:r>
+        <w:rPr>
+          <w:rFonts w:asciiTheme="minorBidi" w:hAnsiTheme="minorBidi"/>
+          <w:b/>
+          <w:bCs/>
+          <w:sz w:val="20"/>
+          <w:szCs w:val="20"/>
+        </w:rPr>
+        <w:t>SmartKey</w:t>
+      </w:r>
+      <w:proofErr w:type="spellEnd"/>
+      <w:r>
+        <w:rPr>
+          <w:rFonts w:asciiTheme="minorBidi" w:hAnsiTheme="minorBidi"/>
+          <w:b/>
+          <w:bCs/>
+          <w:sz w:val="20"/>
+          <w:szCs w:val="20"/>
+        </w:rPr>
+        <w:t>']</w:t>
+      </w:r>
+    </w:p>
     <w:sectPr>
-      <w:headerReference w:type="default" r:id="rId17"/>
+      <w:headerReference w:type="default" r:id="rId26"/>
       <w:type w:val="continuous"/>
       <w:pgSz w:w="12240" w:h="15840"/>
       <w:pgMar w:top="288" w:right="1080" w:bottom="288" w:left="1080" w:header="706" w:footer="706" w:gutter="0"/>
@@ -3374,7 +5527,7 @@
 </file>
 
 <file path=word/endnotes.xml><?xml version="1.0" encoding="utf-8"?>
-<w:endnotes xmlns:wpc="http://schemas.microsoft.com/office/word/2010/wordprocessingCanvas" xmlns:cx="http://schemas.microsoft.com/office/drawing/2014/chartex" xmlns:cx1="http://schemas.microsoft.com/office/drawing/2015/9/8/chartex" xmlns:cx2="http://schemas.microsoft.com/office/drawing/2015/10/21/chartex" xmlns:cx3="http://schemas.microsoft.com/office/drawing/2016/5/9/chartex" xmlns:cx4="http://schemas.microsoft.com/office/drawing/2016/5/10/chartex" xmlns:cx5="http://schemas.microsoft.com/office/drawing/2016/5/11/chartex" xmlns:cx6="http://schemas.microsoft.com/office/drawing/2016/5/12/chartex" xmlns:cx7="http://schemas.microsoft.com/office/drawing/2016/5/13/chartex" xmlns:cx8="http://schemas.microsoft.com/office/drawing/2016/5/14/chartex" xmlns:mc="http://schemas.openxmlformats.org/markup-compatibility/2006" xmlns:aink="http://schemas.microsoft.com/office/drawing/2016/ink" xmlns:am3d="http://schemas.microsoft.com/office/drawing/2017/model3d" xmlns:o="urn:schemas-microsoft-com:office:office" xmlns:oel="http://schemas.microsoft.com/office/2019/extlst" xmlns:r="http://schemas.openxmlformats.org/officeDocument/2006/relationships" xmlns:m="http://schemas.openxmlformats.org/officeDocument/2006/math" xmlns:v="urn:schemas-microsoft-com:vml" xmlns:wp14="http://schemas.microsoft.com/office/word/2010/wordprocessingDrawing" xmlns:wp="http://schemas.openxmlformats.org/drawingml/2006/wordprocessingDrawing" xmlns:w10="urn:schemas-microsoft-com:office:word" xmlns:w="http://schemas.openxmlformats.org/wordprocessingml/2006/main" xmlns:w14="http://schemas.microsoft.com/office/word/2010/wordml" xmlns:w15="http://schemas.microsoft.com/office/word/2012/wordml" xmlns:w16cex="http://schemas.microsoft.com/office/word/2018/wordml/cex" xmlns:w16cid="http://schemas.microsoft.com/office/word/2016/wordml/cid" xmlns:w16="http://schemas.microsoft.com/office/word/2018/wordml" xmlns:w16du="http://schemas.microsoft.com/office/word/2023/wordml/word16du" xmlns:w16sdtdh="http://schemas.microsoft.com/office/word/2020/wordml/sdtdatahash" xmlns:w16sdtfl="http://schemas.microsoft.com/office/word/2024/wordml/sdtformatlock" xmlns:w16se="http://schemas.microsoft.com/office/word/2015/wordml/symex" xmlns:wpg="http://schemas.microsoft.com/office/word/2010/wordprocessingGroup" xmlns:wpi="http://schemas.microsoft.com/office/word/2010/wordprocessingInk" xmlns:wne="http://schemas.microsoft.com/office/word/2006/wordml" xmlns:wps="http://schemas.microsoft.com/office/word/2010/wordprocessingShape" mc:Ignorable="w14 w15 w16se w16cid w16 w16cex w16sdtdh w16sdtfl w16du wp14">
+<w:endnotes xmlns:wpc="http://schemas.microsoft.com/office/word/2010/wordprocessingCanvas" xmlns:cx="http://schemas.microsoft.com/office/drawing/2014/chartex" xmlns:cx1="http://schemas.microsoft.com/office/drawing/2015/9/8/chartex" xmlns:cx2="http://schemas.microsoft.com/office/drawing/2015/10/21/chartex" xmlns:cx3="http://schemas.microsoft.com/office/drawing/2016/5/9/chartex" xmlns:cx4="http://schemas.microsoft.com/office/drawing/2016/5/10/chartex" xmlns:cx5="http://schemas.microsoft.com/office/drawing/2016/5/11/chartex" xmlns:cx6="http://schemas.microsoft.com/office/drawing/2016/5/12/chartex" xmlns:cx7="http://schemas.microsoft.com/office/drawing/2016/5/13/chartex" xmlns:cx8="http://schemas.microsoft.com/office/drawing/2016/5/14/chartex" xmlns:mc="http://schemas.openxmlformats.org/markup-compatibility/2006" xmlns:aink="http://schemas.microsoft.com/office/drawing/2016/ink" xmlns:am3d="http://schemas.microsoft.com/office/drawing/2017/model3d" xmlns:o="urn:schemas-microsoft-com:office:office" xmlns:oel="http://schemas.microsoft.com/office/2019/extlst" xmlns:r="http://schemas.openxmlformats.org/officeDocument/2006/relationships" xmlns:m="http://schemas.openxmlformats.org/officeDocument/2006/math" xmlns:v="urn:schemas-microsoft-com:vml" xmlns:wp14="http://schemas.microsoft.com/office/word/2010/wordprocessingDrawing" xmlns:wp="http://schemas.openxmlformats.org/drawingml/2006/wordprocessingDrawing" xmlns:w10="urn:schemas-microsoft-com:office:word" xmlns:w="http://schemas.openxmlformats.org/wordprocessingml/2006/main" xmlns:w14="http://schemas.microsoft.com/office/word/2010/wordml" xmlns:w15="http://schemas.microsoft.com/office/word/2012/wordml" xmlns:w16cex="http://schemas.microsoft.com/office/word/2018/wordml/cex" xmlns:w16cid="http://schemas.microsoft.com/office/word/2016/wordml/cid" xmlns:w16="http://schemas.microsoft.com/office/word/2018/wordml" xmlns:w16du="http://schemas.microsoft.com/office/word/2023/wordml/word16du" xmlns:w16sdtdh="http://schemas.microsoft.com/office/word/2020/wordml/sdtdatahash" xmlns:w16se="http://schemas.microsoft.com/office/word/2015/wordml/symex" xmlns:wpg="http://schemas.microsoft.com/office/word/2010/wordprocessingGroup" xmlns:wpi="http://schemas.microsoft.com/office/word/2010/wordprocessingInk" xmlns:wne="http://schemas.microsoft.com/office/word/2006/wordml" xmlns:wps="http://schemas.microsoft.com/office/word/2010/wordprocessingShape" mc:Ignorable="w14 w15 w16se w16cid w16 w16cex w16sdtdh w16du wp14">
   <w:endnote w:type="separator" w:id="-1">
     <w:p>
       <w:pPr>
@@ -3399,17 +5552,7 @@
 </file>
 
 <file path=word/footer1.xml><?xml version="1.0" encoding="utf-8"?>
-<w:ftr xmlns:wpc="http://schemas.microsoft.com/office/word/2010/wordprocessingCanvas" xmlns:cx="http://schemas.microsoft.com/office/drawing/2014/chartex" xmlns:cx1="http://schemas.microsoft.com/office/drawing/2015/9/8/chartex" xmlns:cx2="http://schemas.microsoft.com/office/drawing/2015/10/21/chartex" xmlns:cx3="http://schemas.microsoft.com/office/drawing/2016/5/9/chartex" xmlns:cx4="http://schemas.microsoft.com/office/drawing/2016/5/10/chartex" xmlns:cx5="http://schemas.microsoft.com/office/drawing/2016/5/11/chartex" xmlns:cx6="http://schemas.microsoft.com/office/drawing/2016/5/12/chartex" xmlns:cx7="http://schemas.microsoft.com/office/drawing/2016/5/13/chartex" xmlns:cx8="http://schemas.microsoft.com/office/drawing/2016/5/14/chartex" xmlns:mc="http://schemas.openxmlformats.org/markup-compatibility/2006" xmlns:aink="http://schemas.microsoft.com/office/drawing/2016/ink" xmlns:am3d="http://schemas.microsoft.com/office/drawing/2017/model3d" xmlns:o="urn:schemas-microsoft-com:office:office" xmlns:oel="http://schemas.microsoft.com/office/2019/extlst" xmlns:r="http://schemas.openxmlformats.org/officeDocument/2006/relationships" xmlns:m="http://schemas.openxmlformats.org/officeDocument/2006/math" xmlns:v="urn:schemas-microsoft-com:vml" xmlns:wp14="http://schemas.microsoft.com/office/word/2010/wordprocessingDrawing" xmlns:wp="http://schemas.openxmlformats.org/drawingml/2006/wordprocessingDrawing" xmlns:w10="urn:schemas-microsoft-com:office:word" xmlns:w="http://schemas.openxmlformats.org/wordprocessingml/2006/main" xmlns:w14="http://schemas.microsoft.com/office/word/2010/wordml" xmlns:w15="http://schemas.microsoft.com/office/word/2012/wordml" xmlns:w16cex="http://schemas.microsoft.com/office/word/2018/wordml/cex" xmlns:w16cid="http://schemas.microsoft.com/office/word/2016/wordml/cid" xmlns:w16="http://schemas.microsoft.com/office/word/2018/wordml" xmlns:w16du="http://schemas.microsoft.com/office/word/2023/wordml/word16du" xmlns:w16sdtdh="http://schemas.microsoft.com/office/word/2020/wordml/sdtdatahash" xmlns:w16sdtfl="http://schemas.microsoft.com/office/word/2024/wordml/sdtformatlock" xmlns:w16se="http://schemas.microsoft.com/office/word/2015/wordml/symex" xmlns:wpg="http://schemas.microsoft.com/office/word/2010/wordprocessingGroup" xmlns:wpi="http://schemas.microsoft.com/office/word/2010/wordprocessingInk" xmlns:wne="http://schemas.microsoft.com/office/word/2006/wordml" xmlns:wps="http://schemas.microsoft.com/office/word/2010/wordprocessingShape" mc:Ignorable="w14 w15 w16se w16cid w16 w16cex w16sdtdh w16sdtfl w16du wp14">
-  <w:p>
-    <w:pPr>
-      <w:pStyle w:val="Footer"/>
-    </w:pPr>
-  </w:p>
-</w:ftr>
-</file>
-
-<file path=word/footer2.xml><?xml version="1.0" encoding="utf-8"?>
-<w:ftr xmlns:wpc="http://schemas.microsoft.com/office/word/2010/wordprocessingCanvas" xmlns:cx="http://schemas.microsoft.com/office/drawing/2014/chartex" xmlns:cx1="http://schemas.microsoft.com/office/drawing/2015/9/8/chartex" xmlns:cx2="http://schemas.microsoft.com/office/drawing/2015/10/21/chartex" xmlns:cx3="http://schemas.microsoft.com/office/drawing/2016/5/9/chartex" xmlns:cx4="http://schemas.microsoft.com/office/drawing/2016/5/10/chartex" xmlns:cx5="http://schemas.microsoft.com/office/drawing/2016/5/11/chartex" xmlns:cx6="http://schemas.microsoft.com/office/drawing/2016/5/12/chartex" xmlns:cx7="http://schemas.microsoft.com/office/drawing/2016/5/13/chartex" xmlns:cx8="http://schemas.microsoft.com/office/drawing/2016/5/14/chartex" xmlns:mc="http://schemas.openxmlformats.org/markup-compatibility/2006" xmlns:aink="http://schemas.microsoft.com/office/drawing/2016/ink" xmlns:am3d="http://schemas.microsoft.com/office/drawing/2017/model3d" xmlns:o="urn:schemas-microsoft-com:office:office" xmlns:oel="http://schemas.microsoft.com/office/2019/extlst" xmlns:r="http://schemas.openxmlformats.org/officeDocument/2006/relationships" xmlns:m="http://schemas.openxmlformats.org/officeDocument/2006/math" xmlns:v="urn:schemas-microsoft-com:vml" xmlns:wp14="http://schemas.microsoft.com/office/word/2010/wordprocessingDrawing" xmlns:wp="http://schemas.openxmlformats.org/drawingml/2006/wordprocessingDrawing" xmlns:w10="urn:schemas-microsoft-com:office:word" xmlns:w="http://schemas.openxmlformats.org/wordprocessingml/2006/main" xmlns:w14="http://schemas.microsoft.com/office/word/2010/wordml" xmlns:w15="http://schemas.microsoft.com/office/word/2012/wordml" xmlns:w16cex="http://schemas.microsoft.com/office/word/2018/wordml/cex" xmlns:w16cid="http://schemas.microsoft.com/office/word/2016/wordml/cid" xmlns:w16="http://schemas.microsoft.com/office/word/2018/wordml" xmlns:w16du="http://schemas.microsoft.com/office/word/2023/wordml/word16du" xmlns:w16sdtdh="http://schemas.microsoft.com/office/word/2020/wordml/sdtdatahash" xmlns:w16sdtfl="http://schemas.microsoft.com/office/word/2024/wordml/sdtformatlock" xmlns:w16se="http://schemas.microsoft.com/office/word/2015/wordml/symex" xmlns:wpg="http://schemas.microsoft.com/office/word/2010/wordprocessingGroup" xmlns:wpi="http://schemas.microsoft.com/office/word/2010/wordprocessingInk" xmlns:wne="http://schemas.microsoft.com/office/word/2006/wordml" xmlns:wps="http://schemas.microsoft.com/office/word/2010/wordprocessingShape" mc:Ignorable="w14 w15 w16se w16cid w16 w16cex w16sdtdh w16sdtfl w16du wp14">
+<w:ftr xmlns:wpc="http://schemas.microsoft.com/office/word/2010/wordprocessingCanvas" xmlns:cx="http://schemas.microsoft.com/office/drawing/2014/chartex" xmlns:cx1="http://schemas.microsoft.com/office/drawing/2015/9/8/chartex" xmlns:cx2="http://schemas.microsoft.com/office/drawing/2015/10/21/chartex" xmlns:cx3="http://schemas.microsoft.com/office/drawing/2016/5/9/chartex" xmlns:cx4="http://schemas.microsoft.com/office/drawing/2016/5/10/chartex" xmlns:cx5="http://schemas.microsoft.com/office/drawing/2016/5/11/chartex" xmlns:cx6="http://schemas.microsoft.com/office/drawing/2016/5/12/chartex" xmlns:cx7="http://schemas.microsoft.com/office/drawing/2016/5/13/chartex" xmlns:cx8="http://schemas.microsoft.com/office/drawing/2016/5/14/chartex" xmlns:mc="http://schemas.openxmlformats.org/markup-compatibility/2006" xmlns:aink="http://schemas.microsoft.com/office/drawing/2016/ink" xmlns:am3d="http://schemas.microsoft.com/office/drawing/2017/model3d" xmlns:o="urn:schemas-microsoft-com:office:office" xmlns:oel="http://schemas.microsoft.com/office/2019/extlst" xmlns:r="http://schemas.openxmlformats.org/officeDocument/2006/relationships" xmlns:m="http://schemas.openxmlformats.org/officeDocument/2006/math" xmlns:v="urn:schemas-microsoft-com:vml" xmlns:wp14="http://schemas.microsoft.com/office/word/2010/wordprocessingDrawing" xmlns:wp="http://schemas.openxmlformats.org/drawingml/2006/wordprocessingDrawing" xmlns:w10="urn:schemas-microsoft-com:office:word" xmlns:w="http://schemas.openxmlformats.org/wordprocessingml/2006/main" xmlns:w14="http://schemas.microsoft.com/office/word/2010/wordml" xmlns:w15="http://schemas.microsoft.com/office/word/2012/wordml" xmlns:w16cex="http://schemas.microsoft.com/office/word/2018/wordml/cex" xmlns:w16cid="http://schemas.microsoft.com/office/word/2016/wordml/cid" xmlns:w16="http://schemas.microsoft.com/office/word/2018/wordml" xmlns:w16du="http://schemas.microsoft.com/office/word/2023/wordml/word16du" xmlns:w16sdtdh="http://schemas.microsoft.com/office/word/2020/wordml/sdtdatahash" xmlns:w16se="http://schemas.microsoft.com/office/word/2015/wordml/symex" xmlns:wpg="http://schemas.microsoft.com/office/word/2010/wordprocessingGroup" xmlns:wpi="http://schemas.microsoft.com/office/word/2010/wordprocessingInk" xmlns:wne="http://schemas.microsoft.com/office/word/2006/wordml" xmlns:wps="http://schemas.microsoft.com/office/word/2010/wordprocessingShape" mc:Ignorable="w14 w15 w16se w16cid w16 w16cex w16sdtdh w16du wp14">
   <w:sdt>
     <w:sdtPr>
       <w:id w:val="1056131810"/>
@@ -3500,18 +5643,8 @@
 </w:ftr>
 </file>
 
-<file path=word/footer3.xml><?xml version="1.0" encoding="utf-8"?>
-<w:ftr xmlns:wpc="http://schemas.microsoft.com/office/word/2010/wordprocessingCanvas" xmlns:cx="http://schemas.microsoft.com/office/drawing/2014/chartex" xmlns:cx1="http://schemas.microsoft.com/office/drawing/2015/9/8/chartex" xmlns:cx2="http://schemas.microsoft.com/office/drawing/2015/10/21/chartex" xmlns:cx3="http://schemas.microsoft.com/office/drawing/2016/5/9/chartex" xmlns:cx4="http://schemas.microsoft.com/office/drawing/2016/5/10/chartex" xmlns:cx5="http://schemas.microsoft.com/office/drawing/2016/5/11/chartex" xmlns:cx6="http://schemas.microsoft.com/office/drawing/2016/5/12/chartex" xmlns:cx7="http://schemas.microsoft.com/office/drawing/2016/5/13/chartex" xmlns:cx8="http://schemas.microsoft.com/office/drawing/2016/5/14/chartex" xmlns:mc="http://schemas.openxmlformats.org/markup-compatibility/2006" xmlns:aink="http://schemas.microsoft.com/office/drawing/2016/ink" xmlns:am3d="http://schemas.microsoft.com/office/drawing/2017/model3d" xmlns:o="urn:schemas-microsoft-com:office:office" xmlns:oel="http://schemas.microsoft.com/office/2019/extlst" xmlns:r="http://schemas.openxmlformats.org/officeDocument/2006/relationships" xmlns:m="http://schemas.openxmlformats.org/officeDocument/2006/math" xmlns:v="urn:schemas-microsoft-com:vml" xmlns:wp14="http://schemas.microsoft.com/office/word/2010/wordprocessingDrawing" xmlns:wp="http://schemas.openxmlformats.org/drawingml/2006/wordprocessingDrawing" xmlns:w10="urn:schemas-microsoft-com:office:word" xmlns:w="http://schemas.openxmlformats.org/wordprocessingml/2006/main" xmlns:w14="http://schemas.microsoft.com/office/word/2010/wordml" xmlns:w15="http://schemas.microsoft.com/office/word/2012/wordml" xmlns:w16cex="http://schemas.microsoft.com/office/word/2018/wordml/cex" xmlns:w16cid="http://schemas.microsoft.com/office/word/2016/wordml/cid" xmlns:w16="http://schemas.microsoft.com/office/word/2018/wordml" xmlns:w16du="http://schemas.microsoft.com/office/word/2023/wordml/word16du" xmlns:w16sdtdh="http://schemas.microsoft.com/office/word/2020/wordml/sdtdatahash" xmlns:w16sdtfl="http://schemas.microsoft.com/office/word/2024/wordml/sdtformatlock" xmlns:w16se="http://schemas.microsoft.com/office/word/2015/wordml/symex" xmlns:wpg="http://schemas.microsoft.com/office/word/2010/wordprocessingGroup" xmlns:wpi="http://schemas.microsoft.com/office/word/2010/wordprocessingInk" xmlns:wne="http://schemas.microsoft.com/office/word/2006/wordml" xmlns:wps="http://schemas.microsoft.com/office/word/2010/wordprocessingShape" mc:Ignorable="w14 w15 w16se w16cid w16 w16cex w16sdtdh w16sdtfl w16du wp14">
-  <w:p>
-    <w:pPr>
-      <w:pStyle w:val="Footer"/>
-    </w:pPr>
-  </w:p>
-</w:ftr>
-</file>
-
 <file path=word/footnotes.xml><?xml version="1.0" encoding="utf-8"?>
-<w:footnotes xmlns:wpc="http://schemas.microsoft.com/office/word/2010/wordprocessingCanvas" xmlns:cx="http://schemas.microsoft.com/office/drawing/2014/chartex" xmlns:cx1="http://schemas.microsoft.com/office/drawing/2015/9/8/chartex" xmlns:cx2="http://schemas.microsoft.com/office/drawing/2015/10/21/chartex" xmlns:cx3="http://schemas.microsoft.com/office/drawing/2016/5/9/chartex" xmlns:cx4="http://schemas.microsoft.com/office/drawing/2016/5/10/chartex" xmlns:cx5="http://schemas.microsoft.com/office/drawing/2016/5/11/chartex" xmlns:cx6="http://schemas.microsoft.com/office/drawing/2016/5/12/chartex" xmlns:cx7="http://schemas.microsoft.com/office/drawing/2016/5/13/chartex" xmlns:cx8="http://schemas.microsoft.com/office/drawing/2016/5/14/chartex" xmlns:mc="http://schemas.openxmlformats.org/markup-compatibility/2006" xmlns:aink="http://schemas.microsoft.com/office/drawing/2016/ink" xmlns:am3d="http://schemas.microsoft.com/office/drawing/2017/model3d" xmlns:o="urn:schemas-microsoft-com:office:office" xmlns:oel="http://schemas.microsoft.com/office/2019/extlst" xmlns:r="http://schemas.openxmlformats.org/officeDocument/2006/relationships" xmlns:m="http://schemas.openxmlformats.org/officeDocument/2006/math" xmlns:v="urn:schemas-microsoft-com:vml" xmlns:wp14="http://schemas.microsoft.com/office/word/2010/wordprocessingDrawing" xmlns:wp="http://schemas.openxmlformats.org/drawingml/2006/wordprocessingDrawing" xmlns:w10="urn:schemas-microsoft-com:office:word" xmlns:w="http://schemas.openxmlformats.org/wordprocessingml/2006/main" xmlns:w14="http://schemas.microsoft.com/office/word/2010/wordml" xmlns:w15="http://schemas.microsoft.com/office/word/2012/wordml" xmlns:w16cex="http://schemas.microsoft.com/office/word/2018/wordml/cex" xmlns:w16cid="http://schemas.microsoft.com/office/word/2016/wordml/cid" xmlns:w16="http://schemas.microsoft.com/office/word/2018/wordml" xmlns:w16du="http://schemas.microsoft.com/office/word/2023/wordml/word16du" xmlns:w16sdtdh="http://schemas.microsoft.com/office/word/2020/wordml/sdtdatahash" xmlns:w16sdtfl="http://schemas.microsoft.com/office/word/2024/wordml/sdtformatlock" xmlns:w16se="http://schemas.microsoft.com/office/word/2015/wordml/symex" xmlns:wpg="http://schemas.microsoft.com/office/word/2010/wordprocessingGroup" xmlns:wpi="http://schemas.microsoft.com/office/word/2010/wordprocessingInk" xmlns:wne="http://schemas.microsoft.com/office/word/2006/wordml" xmlns:wps="http://schemas.microsoft.com/office/word/2010/wordprocessingShape" mc:Ignorable="w14 w15 w16se w16cid w16 w16cex w16sdtdh w16sdtfl w16du wp14">
+<w:footnotes xmlns:wpc="http://schemas.microsoft.com/office/word/2010/wordprocessingCanvas" xmlns:cx="http://schemas.microsoft.com/office/drawing/2014/chartex" xmlns:cx1="http://schemas.microsoft.com/office/drawing/2015/9/8/chartex" xmlns:cx2="http://schemas.microsoft.com/office/drawing/2015/10/21/chartex" xmlns:cx3="http://schemas.microsoft.com/office/drawing/2016/5/9/chartex" xmlns:cx4="http://schemas.microsoft.com/office/drawing/2016/5/10/chartex" xmlns:cx5="http://schemas.microsoft.com/office/drawing/2016/5/11/chartex" xmlns:cx6="http://schemas.microsoft.com/office/drawing/2016/5/12/chartex" xmlns:cx7="http://schemas.microsoft.com/office/drawing/2016/5/13/chartex" xmlns:cx8="http://schemas.microsoft.com/office/drawing/2016/5/14/chartex" xmlns:mc="http://schemas.openxmlformats.org/markup-compatibility/2006" xmlns:aink="http://schemas.microsoft.com/office/drawing/2016/ink" xmlns:am3d="http://schemas.microsoft.com/office/drawing/2017/model3d" xmlns:o="urn:schemas-microsoft-com:office:office" xmlns:oel="http://schemas.microsoft.com/office/2019/extlst" xmlns:r="http://schemas.openxmlformats.org/officeDocument/2006/relationships" xmlns:m="http://schemas.openxmlformats.org/officeDocument/2006/math" xmlns:v="urn:schemas-microsoft-com:vml" xmlns:wp14="http://schemas.microsoft.com/office/word/2010/wordprocessingDrawing" xmlns:wp="http://schemas.openxmlformats.org/drawingml/2006/wordprocessingDrawing" xmlns:w10="urn:schemas-microsoft-com:office:word" xmlns:w="http://schemas.openxmlformats.org/wordprocessingml/2006/main" xmlns:w14="http://schemas.microsoft.com/office/word/2010/wordml" xmlns:w15="http://schemas.microsoft.com/office/word/2012/wordml" xmlns:w16cex="http://schemas.microsoft.com/office/word/2018/wordml/cex" xmlns:w16cid="http://schemas.microsoft.com/office/word/2016/wordml/cid" xmlns:w16="http://schemas.microsoft.com/office/word/2018/wordml" xmlns:w16du="http://schemas.microsoft.com/office/word/2023/wordml/word16du" xmlns:w16sdtdh="http://schemas.microsoft.com/office/word/2020/wordml/sdtdatahash" xmlns:w16se="http://schemas.microsoft.com/office/word/2015/wordml/symex" xmlns:wpg="http://schemas.microsoft.com/office/word/2010/wordprocessingGroup" xmlns:wpi="http://schemas.microsoft.com/office/word/2010/wordprocessingInk" xmlns:wne="http://schemas.microsoft.com/office/word/2006/wordml" xmlns:wps="http://schemas.microsoft.com/office/word/2010/wordprocessingShape" mc:Ignorable="w14 w15 w16se w16cid w16 w16cex w16sdtdh w16du wp14">
   <w:footnote w:type="separator" w:id="-1">
     <w:p>
       <w:pPr>
@@ -3536,17 +5669,7 @@
 </file>
 
 <file path=word/header1.xml><?xml version="1.0" encoding="utf-8"?>
-<w:hdr xmlns:wpc="http://schemas.microsoft.com/office/word/2010/wordprocessingCanvas" xmlns:cx="http://schemas.microsoft.com/office/drawing/2014/chartex" xmlns:cx1="http://schemas.microsoft.com/office/drawing/2015/9/8/chartex" xmlns:cx2="http://schemas.microsoft.com/office/drawing/2015/10/21/chartex" xmlns:cx3="http://schemas.microsoft.com/office/drawing/2016/5/9/chartex" xmlns:cx4="http://schemas.microsoft.com/office/drawing/2016/5/10/chartex" xmlns:cx5="http://schemas.microsoft.com/office/drawing/2016/5/11/chartex" xmlns:cx6="http://schemas.microsoft.com/office/drawing/2016/5/12/chartex" xmlns:cx7="http://schemas.microsoft.com/office/drawing/2016/5/13/chartex" xmlns:cx8="http://schemas.microsoft.com/office/drawing/2016/5/14/chartex" xmlns:mc="http://schemas.openxmlformats.org/markup-compatibility/2006" xmlns:aink="http://schemas.microsoft.com/office/drawing/2016/ink" xmlns:am3d="http://schemas.microsoft.com/office/drawing/2017/model3d" xmlns:o="urn:schemas-microsoft-com:office:office" xmlns:oel="http://schemas.microsoft.com/office/2019/extlst" xmlns:r="http://schemas.openxmlformats.org/officeDocument/2006/relationships" xmlns:m="http://schemas.openxmlformats.org/officeDocument/2006/math" xmlns:v="urn:schemas-microsoft-com:vml" xmlns:wp14="http://schemas.microsoft.com/office/word/2010/wordprocessingDrawing" xmlns:wp="http://schemas.openxmlformats.org/drawingml/2006/wordprocessingDrawing" xmlns:w10="urn:schemas-microsoft-com:office:word" xmlns:w="http://schemas.openxmlformats.org/wordprocessingml/2006/main" xmlns:w14="http://schemas.microsoft.com/office/word/2010/wordml" xmlns:w15="http://schemas.microsoft.com/office/word/2012/wordml" xmlns:w16cex="http://schemas.microsoft.com/office/word/2018/wordml/cex" xmlns:w16cid="http://schemas.microsoft.com/office/word/2016/wordml/cid" xmlns:w16="http://schemas.microsoft.com/office/word/2018/wordml" xmlns:w16du="http://schemas.microsoft.com/office/word/2023/wordml/word16du" xmlns:w16sdtdh="http://schemas.microsoft.com/office/word/2020/wordml/sdtdatahash" xmlns:w16sdtfl="http://schemas.microsoft.com/office/word/2024/wordml/sdtformatlock" xmlns:w16se="http://schemas.microsoft.com/office/word/2015/wordml/symex" xmlns:wpg="http://schemas.microsoft.com/office/word/2010/wordprocessingGroup" xmlns:wpi="http://schemas.microsoft.com/office/word/2010/wordprocessingInk" xmlns:wne="http://schemas.microsoft.com/office/word/2006/wordml" xmlns:wps="http://schemas.microsoft.com/office/word/2010/wordprocessingShape" mc:Ignorable="w14 w15 w16se w16cid w16 w16cex w16sdtdh w16sdtfl w16du wp14">
-  <w:p>
-    <w:pPr>
-      <w:pStyle w:val="Header"/>
-    </w:pPr>
-  </w:p>
-</w:hdr>
-</file>
-
-<file path=word/header2.xml><?xml version="1.0" encoding="utf-8"?>
-<w:hdr xmlns:wpc="http://schemas.microsoft.com/office/word/2010/wordprocessingCanvas" xmlns:cx="http://schemas.microsoft.com/office/drawing/2014/chartex" xmlns:cx1="http://schemas.microsoft.com/office/drawing/2015/9/8/chartex" xmlns:cx2="http://schemas.microsoft.com/office/drawing/2015/10/21/chartex" xmlns:cx3="http://schemas.microsoft.com/office/drawing/2016/5/9/chartex" xmlns:cx4="http://schemas.microsoft.com/office/drawing/2016/5/10/chartex" xmlns:cx5="http://schemas.microsoft.com/office/drawing/2016/5/11/chartex" xmlns:cx6="http://schemas.microsoft.com/office/drawing/2016/5/12/chartex" xmlns:cx7="http://schemas.microsoft.com/office/drawing/2016/5/13/chartex" xmlns:cx8="http://schemas.microsoft.com/office/drawing/2016/5/14/chartex" xmlns:mc="http://schemas.openxmlformats.org/markup-compatibility/2006" xmlns:aink="http://schemas.microsoft.com/office/drawing/2016/ink" xmlns:am3d="http://schemas.microsoft.com/office/drawing/2017/model3d" xmlns:o="urn:schemas-microsoft-com:office:office" xmlns:oel="http://schemas.microsoft.com/office/2019/extlst" xmlns:r="http://schemas.openxmlformats.org/officeDocument/2006/relationships" xmlns:m="http://schemas.openxmlformats.org/officeDocument/2006/math" xmlns:v="urn:schemas-microsoft-com:vml" xmlns:wp14="http://schemas.microsoft.com/office/word/2010/wordprocessingDrawing" xmlns:wp="http://schemas.openxmlformats.org/drawingml/2006/wordprocessingDrawing" xmlns:w10="urn:schemas-microsoft-com:office:word" xmlns:w="http://schemas.openxmlformats.org/wordprocessingml/2006/main" xmlns:w14="http://schemas.microsoft.com/office/word/2010/wordml" xmlns:w15="http://schemas.microsoft.com/office/word/2012/wordml" xmlns:w16cex="http://schemas.microsoft.com/office/word/2018/wordml/cex" xmlns:w16cid="http://schemas.microsoft.com/office/word/2016/wordml/cid" xmlns:w16="http://schemas.microsoft.com/office/word/2018/wordml" xmlns:w16du="http://schemas.microsoft.com/office/word/2023/wordml/word16du" xmlns:w16sdtdh="http://schemas.microsoft.com/office/word/2020/wordml/sdtdatahash" xmlns:w16sdtfl="http://schemas.microsoft.com/office/word/2024/wordml/sdtformatlock" xmlns:w16se="http://schemas.microsoft.com/office/word/2015/wordml/symex" xmlns:wpg="http://schemas.microsoft.com/office/word/2010/wordprocessingGroup" xmlns:wpi="http://schemas.microsoft.com/office/word/2010/wordprocessingInk" xmlns:wne="http://schemas.microsoft.com/office/word/2006/wordml" xmlns:wps="http://schemas.microsoft.com/office/word/2010/wordprocessingShape" mc:Ignorable="w14 w15 w16se w16cid w16 w16cex w16sdtdh w16sdtfl w16du wp14">
+<w:hdr xmlns:wpc="http://schemas.microsoft.com/office/word/2010/wordprocessingCanvas" xmlns:cx="http://schemas.microsoft.com/office/drawing/2014/chartex" xmlns:cx1="http://schemas.microsoft.com/office/drawing/2015/9/8/chartex" xmlns:cx2="http://schemas.microsoft.com/office/drawing/2015/10/21/chartex" xmlns:cx3="http://schemas.microsoft.com/office/drawing/2016/5/9/chartex" xmlns:cx4="http://schemas.microsoft.com/office/drawing/2016/5/10/chartex" xmlns:cx5="http://schemas.microsoft.com/office/drawing/2016/5/11/chartex" xmlns:cx6="http://schemas.microsoft.com/office/drawing/2016/5/12/chartex" xmlns:cx7="http://schemas.microsoft.com/office/drawing/2016/5/13/chartex" xmlns:cx8="http://schemas.microsoft.com/office/drawing/2016/5/14/chartex" xmlns:mc="http://schemas.openxmlformats.org/markup-compatibility/2006" xmlns:aink="http://schemas.microsoft.com/office/drawing/2016/ink" xmlns:am3d="http://schemas.microsoft.com/office/drawing/2017/model3d" xmlns:o="urn:schemas-microsoft-com:office:office" xmlns:oel="http://schemas.microsoft.com/office/2019/extlst" xmlns:r="http://schemas.openxmlformats.org/officeDocument/2006/relationships" xmlns:m="http://schemas.openxmlformats.org/officeDocument/2006/math" xmlns:v="urn:schemas-microsoft-com:vml" xmlns:wp14="http://schemas.microsoft.com/office/word/2010/wordprocessingDrawing" xmlns:wp="http://schemas.openxmlformats.org/drawingml/2006/wordprocessingDrawing" xmlns:w10="urn:schemas-microsoft-com:office:word" xmlns:w="http://schemas.openxmlformats.org/wordprocessingml/2006/main" xmlns:w14="http://schemas.microsoft.com/office/word/2010/wordml" xmlns:w15="http://schemas.microsoft.com/office/word/2012/wordml" xmlns:w16cex="http://schemas.microsoft.com/office/word/2018/wordml/cex" xmlns:w16cid="http://schemas.microsoft.com/office/word/2016/wordml/cid" xmlns:w16="http://schemas.microsoft.com/office/word/2018/wordml" xmlns:w16du="http://schemas.microsoft.com/office/word/2023/wordml/word16du" xmlns:w16sdtdh="http://schemas.microsoft.com/office/word/2020/wordml/sdtdatahash" xmlns:w16se="http://schemas.microsoft.com/office/word/2015/wordml/symex" xmlns:wpg="http://schemas.microsoft.com/office/word/2010/wordprocessingGroup" xmlns:wpi="http://schemas.microsoft.com/office/word/2010/wordprocessingInk" xmlns:wne="http://schemas.microsoft.com/office/word/2006/wordml" xmlns:wps="http://schemas.microsoft.com/office/word/2010/wordprocessingShape" mc:Ignorable="w14 w15 w16se w16cid w16 w16cex w16sdtdh w16du wp14">
   <w:p>
     <w:pPr>
       <w:pStyle w:val="Header"/>
@@ -3637,24 +5760,35 @@
         <w:b/>
         <w:bCs/>
       </w:rPr>
-      <w:t>Name:                                                                           Student Number:</w:t>
+      <w:t xml:space="preserve">Name: </w:t>
+    </w:r>
+    <w:r>
+      <w:rPr>
+        <w:b/>
+        <w:bCs/>
+      </w:rPr>
+      <w:t>LEI JIANG</w:t>
+    </w:r>
+    <w:r>
+      <w:rPr>
+        <w:b/>
+        <w:bCs/>
+      </w:rPr>
+      <w:t xml:space="preserve">                                                                          Student Number:</w:t>
+    </w:r>
+    <w:r>
+      <w:rPr>
+        <w:b/>
+        <w:bCs/>
+      </w:rPr>
+      <w:t xml:space="preserve"> 110195911</w:t>
     </w:r>
   </w:p>
 </w:hdr>
 </file>
 
-<file path=word/header3.xml><?xml version="1.0" encoding="utf-8"?>
-<w:hdr xmlns:wpc="http://schemas.microsoft.com/office/word/2010/wordprocessingCanvas" xmlns:cx="http://schemas.microsoft.com/office/drawing/2014/chartex" xmlns:cx1="http://schemas.microsoft.com/office/drawing/2015/9/8/chartex" xmlns:cx2="http://schemas.microsoft.com/office/drawing/2015/10/21/chartex" xmlns:cx3="http://schemas.microsoft.com/office/drawing/2016/5/9/chartex" xmlns:cx4="http://schemas.microsoft.com/office/drawing/2016/5/10/chartex" xmlns:cx5="http://schemas.microsoft.com/office/drawing/2016/5/11/chartex" xmlns:cx6="http://schemas.microsoft.com/office/drawing/2016/5/12/chartex" xmlns:cx7="http://schemas.microsoft.com/office/drawing/2016/5/13/chartex" xmlns:cx8="http://schemas.microsoft.com/office/drawing/2016/5/14/chartex" xmlns:mc="http://schemas.openxmlformats.org/markup-compatibility/2006" xmlns:aink="http://schemas.microsoft.com/office/drawing/2016/ink" xmlns:am3d="http://schemas.microsoft.com/office/drawing/2017/model3d" xmlns:o="urn:schemas-microsoft-com:office:office" xmlns:oel="http://schemas.microsoft.com/office/2019/extlst" xmlns:r="http://schemas.openxmlformats.org/officeDocument/2006/relationships" xmlns:m="http://schemas.openxmlformats.org/officeDocument/2006/math" xmlns:v="urn:schemas-microsoft-com:vml" xmlns:wp14="http://schemas.microsoft.com/office/word/2010/wordprocessingDrawing" xmlns:wp="http://schemas.openxmlformats.org/drawingml/2006/wordprocessingDrawing" xmlns:w10="urn:schemas-microsoft-com:office:word" xmlns:w="http://schemas.openxmlformats.org/wordprocessingml/2006/main" xmlns:w14="http://schemas.microsoft.com/office/word/2010/wordml" xmlns:w15="http://schemas.microsoft.com/office/word/2012/wordml" xmlns:w16cex="http://schemas.microsoft.com/office/word/2018/wordml/cex" xmlns:w16cid="http://schemas.microsoft.com/office/word/2016/wordml/cid" xmlns:w16="http://schemas.microsoft.com/office/word/2018/wordml" xmlns:w16du="http://schemas.microsoft.com/office/word/2023/wordml/word16du" xmlns:w16sdtdh="http://schemas.microsoft.com/office/word/2020/wordml/sdtdatahash" xmlns:w16sdtfl="http://schemas.microsoft.com/office/word/2024/wordml/sdtformatlock" xmlns:w16se="http://schemas.microsoft.com/office/word/2015/wordml/symex" xmlns:wpg="http://schemas.microsoft.com/office/word/2010/wordprocessingGroup" xmlns:wpi="http://schemas.microsoft.com/office/word/2010/wordprocessingInk" xmlns:wne="http://schemas.microsoft.com/office/word/2006/wordml" xmlns:wps="http://schemas.microsoft.com/office/word/2010/wordprocessingShape" mc:Ignorable="w14 w15 w16se w16cid w16 w16cex w16sdtdh w16sdtfl w16du wp14">
-  <w:p>
-    <w:pPr>
-      <w:pStyle w:val="Header"/>
-    </w:pPr>
-  </w:p>
-</w:hdr>
-</file>
-
-<file path=word/header4.xml><?xml version="1.0" encoding="utf-8"?>
-<w:hdr xmlns:wpc="http://schemas.microsoft.com/office/word/2010/wordprocessingCanvas" xmlns:cx="http://schemas.microsoft.com/office/drawing/2014/chartex" xmlns:cx1="http://schemas.microsoft.com/office/drawing/2015/9/8/chartex" xmlns:cx2="http://schemas.microsoft.com/office/drawing/2015/10/21/chartex" xmlns:cx3="http://schemas.microsoft.com/office/drawing/2016/5/9/chartex" xmlns:cx4="http://schemas.microsoft.com/office/drawing/2016/5/10/chartex" xmlns:cx5="http://schemas.microsoft.com/office/drawing/2016/5/11/chartex" xmlns:cx6="http://schemas.microsoft.com/office/drawing/2016/5/12/chartex" xmlns:cx7="http://schemas.microsoft.com/office/drawing/2016/5/13/chartex" xmlns:cx8="http://schemas.microsoft.com/office/drawing/2016/5/14/chartex" xmlns:mc="http://schemas.openxmlformats.org/markup-compatibility/2006" xmlns:aink="http://schemas.microsoft.com/office/drawing/2016/ink" xmlns:am3d="http://schemas.microsoft.com/office/drawing/2017/model3d" xmlns:o="urn:schemas-microsoft-com:office:office" xmlns:oel="http://schemas.microsoft.com/office/2019/extlst" xmlns:r="http://schemas.openxmlformats.org/officeDocument/2006/relationships" xmlns:m="http://schemas.openxmlformats.org/officeDocument/2006/math" xmlns:v="urn:schemas-microsoft-com:vml" xmlns:wp14="http://schemas.microsoft.com/office/word/2010/wordprocessingDrawing" xmlns:wp="http://schemas.openxmlformats.org/drawingml/2006/wordprocessingDrawing" xmlns:w10="urn:schemas-microsoft-com:office:word" xmlns:w="http://schemas.openxmlformats.org/wordprocessingml/2006/main" xmlns:w14="http://schemas.microsoft.com/office/word/2010/wordml" xmlns:w15="http://schemas.microsoft.com/office/word/2012/wordml" xmlns:w16cex="http://schemas.microsoft.com/office/word/2018/wordml/cex" xmlns:w16cid="http://schemas.microsoft.com/office/word/2016/wordml/cid" xmlns:w16="http://schemas.microsoft.com/office/word/2018/wordml" xmlns:w16du="http://schemas.microsoft.com/office/word/2023/wordml/word16du" xmlns:w16sdtdh="http://schemas.microsoft.com/office/word/2020/wordml/sdtdatahash" xmlns:w16sdtfl="http://schemas.microsoft.com/office/word/2024/wordml/sdtformatlock" xmlns:w16se="http://schemas.microsoft.com/office/word/2015/wordml/symex" xmlns:wpg="http://schemas.microsoft.com/office/word/2010/wordprocessingGroup" xmlns:wpi="http://schemas.microsoft.com/office/word/2010/wordprocessingInk" xmlns:wne="http://schemas.microsoft.com/office/word/2006/wordml" xmlns:wps="http://schemas.microsoft.com/office/word/2010/wordprocessingShape" mc:Ignorable="w14 w15 w16se w16cid w16 w16cex w16sdtdh w16sdtfl w16du wp14">
+<file path=word/header2.xml><?xml version="1.0" encoding="utf-8"?>
+<w:hdr xmlns:wpc="http://schemas.microsoft.com/office/word/2010/wordprocessingCanvas" xmlns:cx="http://schemas.microsoft.com/office/drawing/2014/chartex" xmlns:cx1="http://schemas.microsoft.com/office/drawing/2015/9/8/chartex" xmlns:cx2="http://schemas.microsoft.com/office/drawing/2015/10/21/chartex" xmlns:cx3="http://schemas.microsoft.com/office/drawing/2016/5/9/chartex" xmlns:cx4="http://schemas.microsoft.com/office/drawing/2016/5/10/chartex" xmlns:cx5="http://schemas.microsoft.com/office/drawing/2016/5/11/chartex" xmlns:cx6="http://schemas.microsoft.com/office/drawing/2016/5/12/chartex" xmlns:cx7="http://schemas.microsoft.com/office/drawing/2016/5/13/chartex" xmlns:cx8="http://schemas.microsoft.com/office/drawing/2016/5/14/chartex" xmlns:mc="http://schemas.openxmlformats.org/markup-compatibility/2006" xmlns:aink="http://schemas.microsoft.com/office/drawing/2016/ink" xmlns:am3d="http://schemas.microsoft.com/office/drawing/2017/model3d" xmlns:o="urn:schemas-microsoft-com:office:office" xmlns:oel="http://schemas.microsoft.com/office/2019/extlst" xmlns:r="http://schemas.openxmlformats.org/officeDocument/2006/relationships" xmlns:m="http://schemas.openxmlformats.org/officeDocument/2006/math" xmlns:v="urn:schemas-microsoft-com:vml" xmlns:wp14="http://schemas.microsoft.com/office/word/2010/wordprocessingDrawing" xmlns:wp="http://schemas.openxmlformats.org/drawingml/2006/wordprocessingDrawing" xmlns:w10="urn:schemas-microsoft-com:office:word" xmlns:w="http://schemas.openxmlformats.org/wordprocessingml/2006/main" xmlns:w14="http://schemas.microsoft.com/office/word/2010/wordml" xmlns:w15="http://schemas.microsoft.com/office/word/2012/wordml" xmlns:w16cex="http://schemas.microsoft.com/office/word/2018/wordml/cex" xmlns:w16cid="http://schemas.microsoft.com/office/word/2016/wordml/cid" xmlns:w16="http://schemas.microsoft.com/office/word/2018/wordml" xmlns:w16du="http://schemas.microsoft.com/office/word/2023/wordml/word16du" xmlns:w16sdtdh="http://schemas.microsoft.com/office/word/2020/wordml/sdtdatahash" xmlns:w16se="http://schemas.microsoft.com/office/word/2015/wordml/symex" xmlns:wpg="http://schemas.microsoft.com/office/word/2010/wordprocessingGroup" xmlns:wpi="http://schemas.microsoft.com/office/word/2010/wordprocessingInk" xmlns:wne="http://schemas.microsoft.com/office/word/2006/wordml" xmlns:wps="http://schemas.microsoft.com/office/word/2010/wordprocessingShape" mc:Ignorable="w14 w15 w16se w16cid w16 w16cex w16sdtdh w16du wp14">
   <w:p>
     <w:pPr>
       <w:pStyle w:val="Header"/>
@@ -3665,8 +5799,8 @@
 </w:hdr>
 </file>
 
-<file path=word/header5.xml><?xml version="1.0" encoding="utf-8"?>
-<w:hdr xmlns:wpc="http://schemas.microsoft.com/office/word/2010/wordprocessingCanvas" xmlns:cx="http://schemas.microsoft.com/office/drawing/2014/chartex" xmlns:cx1="http://schemas.microsoft.com/office/drawing/2015/9/8/chartex" xmlns:cx2="http://schemas.microsoft.com/office/drawing/2015/10/21/chartex" xmlns:cx3="http://schemas.microsoft.com/office/drawing/2016/5/9/chartex" xmlns:cx4="http://schemas.microsoft.com/office/drawing/2016/5/10/chartex" xmlns:cx5="http://schemas.microsoft.com/office/drawing/2016/5/11/chartex" xmlns:cx6="http://schemas.microsoft.com/office/drawing/2016/5/12/chartex" xmlns:cx7="http://schemas.microsoft.com/office/drawing/2016/5/13/chartex" xmlns:cx8="http://schemas.microsoft.com/office/drawing/2016/5/14/chartex" xmlns:mc="http://schemas.openxmlformats.org/markup-compatibility/2006" xmlns:aink="http://schemas.microsoft.com/office/drawing/2016/ink" xmlns:am3d="http://schemas.microsoft.com/office/drawing/2017/model3d" xmlns:o="urn:schemas-microsoft-com:office:office" xmlns:oel="http://schemas.microsoft.com/office/2019/extlst" xmlns:r="http://schemas.openxmlformats.org/officeDocument/2006/relationships" xmlns:m="http://schemas.openxmlformats.org/officeDocument/2006/math" xmlns:v="urn:schemas-microsoft-com:vml" xmlns:wp14="http://schemas.microsoft.com/office/word/2010/wordprocessingDrawing" xmlns:wp="http://schemas.openxmlformats.org/drawingml/2006/wordprocessingDrawing" xmlns:w10="urn:schemas-microsoft-com:office:word" xmlns:w="http://schemas.openxmlformats.org/wordprocessingml/2006/main" xmlns:w14="http://schemas.microsoft.com/office/word/2010/wordml" xmlns:w15="http://schemas.microsoft.com/office/word/2012/wordml" xmlns:w16cex="http://schemas.microsoft.com/office/word/2018/wordml/cex" xmlns:w16cid="http://schemas.microsoft.com/office/word/2016/wordml/cid" xmlns:w16="http://schemas.microsoft.com/office/word/2018/wordml" xmlns:w16du="http://schemas.microsoft.com/office/word/2023/wordml/word16du" xmlns:w16sdtdh="http://schemas.microsoft.com/office/word/2020/wordml/sdtdatahash" xmlns:w16sdtfl="http://schemas.microsoft.com/office/word/2024/wordml/sdtformatlock" xmlns:w16se="http://schemas.microsoft.com/office/word/2015/wordml/symex" xmlns:wpg="http://schemas.microsoft.com/office/word/2010/wordprocessingGroup" xmlns:wpi="http://schemas.microsoft.com/office/word/2010/wordprocessingInk" xmlns:wne="http://schemas.microsoft.com/office/word/2006/wordml" xmlns:wps="http://schemas.microsoft.com/office/word/2010/wordprocessingShape" mc:Ignorable="w14 w15 w16se w16cid w16 w16cex w16sdtdh w16sdtfl w16du wp14">
+<file path=word/header3.xml><?xml version="1.0" encoding="utf-8"?>
+<w:hdr xmlns:wpc="http://schemas.microsoft.com/office/word/2010/wordprocessingCanvas" xmlns:cx="http://schemas.microsoft.com/office/drawing/2014/chartex" xmlns:cx1="http://schemas.microsoft.com/office/drawing/2015/9/8/chartex" xmlns:cx2="http://schemas.microsoft.com/office/drawing/2015/10/21/chartex" xmlns:cx3="http://schemas.microsoft.com/office/drawing/2016/5/9/chartex" xmlns:cx4="http://schemas.microsoft.com/office/drawing/2016/5/10/chartex" xmlns:cx5="http://schemas.microsoft.com/office/drawing/2016/5/11/chartex" xmlns:cx6="http://schemas.microsoft.com/office/drawing/2016/5/12/chartex" xmlns:cx7="http://schemas.microsoft.com/office/drawing/2016/5/13/chartex" xmlns:cx8="http://schemas.microsoft.com/office/drawing/2016/5/14/chartex" xmlns:mc="http://schemas.openxmlformats.org/markup-compatibility/2006" xmlns:aink="http://schemas.microsoft.com/office/drawing/2016/ink" xmlns:am3d="http://schemas.microsoft.com/office/drawing/2017/model3d" xmlns:o="urn:schemas-microsoft-com:office:office" xmlns:oel="http://schemas.microsoft.com/office/2019/extlst" xmlns:r="http://schemas.openxmlformats.org/officeDocument/2006/relationships" xmlns:m="http://schemas.openxmlformats.org/officeDocument/2006/math" xmlns:v="urn:schemas-microsoft-com:vml" xmlns:wp14="http://schemas.microsoft.com/office/word/2010/wordprocessingDrawing" xmlns:wp="http://schemas.openxmlformats.org/drawingml/2006/wordprocessingDrawing" xmlns:w10="urn:schemas-microsoft-com:office:word" xmlns:w="http://schemas.openxmlformats.org/wordprocessingml/2006/main" xmlns:w14="http://schemas.microsoft.com/office/word/2010/wordml" xmlns:w15="http://schemas.microsoft.com/office/word/2012/wordml" xmlns:w16cex="http://schemas.microsoft.com/office/word/2018/wordml/cex" xmlns:w16cid="http://schemas.microsoft.com/office/word/2016/wordml/cid" xmlns:w16="http://schemas.microsoft.com/office/word/2018/wordml" xmlns:w16du="http://schemas.microsoft.com/office/word/2023/wordml/word16du" xmlns:w16sdtdh="http://schemas.microsoft.com/office/word/2020/wordml/sdtdatahash" xmlns:w16se="http://schemas.microsoft.com/office/word/2015/wordml/symex" xmlns:wpg="http://schemas.microsoft.com/office/word/2010/wordprocessingGroup" xmlns:wpi="http://schemas.microsoft.com/office/word/2010/wordprocessingInk" xmlns:wne="http://schemas.microsoft.com/office/word/2006/wordml" xmlns:wps="http://schemas.microsoft.com/office/word/2010/wordprocessingShape" mc:Ignorable="w14 w15 w16se w16cid w16 w16cex w16sdtdh w16du wp14">
   <w:p>
     <w:pPr>
       <w:pStyle w:val="Header"/>
@@ -3677,8 +5811,8 @@
 </w:hdr>
 </file>
 
-<file path=word/header6.xml><?xml version="1.0" encoding="utf-8"?>
-<w:hdr xmlns:wpc="http://schemas.microsoft.com/office/word/2010/wordprocessingCanvas" xmlns:cx="http://schemas.microsoft.com/office/drawing/2014/chartex" xmlns:cx1="http://schemas.microsoft.com/office/drawing/2015/9/8/chartex" xmlns:cx2="http://schemas.microsoft.com/office/drawing/2015/10/21/chartex" xmlns:cx3="http://schemas.microsoft.com/office/drawing/2016/5/9/chartex" xmlns:cx4="http://schemas.microsoft.com/office/drawing/2016/5/10/chartex" xmlns:cx5="http://schemas.microsoft.com/office/drawing/2016/5/11/chartex" xmlns:cx6="http://schemas.microsoft.com/office/drawing/2016/5/12/chartex" xmlns:cx7="http://schemas.microsoft.com/office/drawing/2016/5/13/chartex" xmlns:cx8="http://schemas.microsoft.com/office/drawing/2016/5/14/chartex" xmlns:mc="http://schemas.openxmlformats.org/markup-compatibility/2006" xmlns:aink="http://schemas.microsoft.com/office/drawing/2016/ink" xmlns:am3d="http://schemas.microsoft.com/office/drawing/2017/model3d" xmlns:o="urn:schemas-microsoft-com:office:office" xmlns:oel="http://schemas.microsoft.com/office/2019/extlst" xmlns:r="http://schemas.openxmlformats.org/officeDocument/2006/relationships" xmlns:m="http://schemas.openxmlformats.org/officeDocument/2006/math" xmlns:v="urn:schemas-microsoft-com:vml" xmlns:wp14="http://schemas.microsoft.com/office/word/2010/wordprocessingDrawing" xmlns:wp="http://schemas.openxmlformats.org/drawingml/2006/wordprocessingDrawing" xmlns:w10="urn:schemas-microsoft-com:office:word" xmlns:w="http://schemas.openxmlformats.org/wordprocessingml/2006/main" xmlns:w14="http://schemas.microsoft.com/office/word/2010/wordml" xmlns:w15="http://schemas.microsoft.com/office/word/2012/wordml" xmlns:w16cex="http://schemas.microsoft.com/office/word/2018/wordml/cex" xmlns:w16cid="http://schemas.microsoft.com/office/word/2016/wordml/cid" xmlns:w16="http://schemas.microsoft.com/office/word/2018/wordml" xmlns:w16du="http://schemas.microsoft.com/office/word/2023/wordml/word16du" xmlns:w16sdtdh="http://schemas.microsoft.com/office/word/2020/wordml/sdtdatahash" xmlns:w16sdtfl="http://schemas.microsoft.com/office/word/2024/wordml/sdtformatlock" xmlns:w16se="http://schemas.microsoft.com/office/word/2015/wordml/symex" xmlns:wpg="http://schemas.microsoft.com/office/word/2010/wordprocessingGroup" xmlns:wpi="http://schemas.microsoft.com/office/word/2010/wordprocessingInk" xmlns:wne="http://schemas.microsoft.com/office/word/2006/wordml" xmlns:wps="http://schemas.microsoft.com/office/word/2010/wordprocessingShape" mc:Ignorable="w14 w15 w16se w16cid w16 w16cex w16sdtdh w16sdtfl w16du wp14">
+<file path=word/header4.xml><?xml version="1.0" encoding="utf-8"?>
+<w:hdr xmlns:wpc="http://schemas.microsoft.com/office/word/2010/wordprocessingCanvas" xmlns:cx="http://schemas.microsoft.com/office/drawing/2014/chartex" xmlns:cx1="http://schemas.microsoft.com/office/drawing/2015/9/8/chartex" xmlns:cx2="http://schemas.microsoft.com/office/drawing/2015/10/21/chartex" xmlns:cx3="http://schemas.microsoft.com/office/drawing/2016/5/9/chartex" xmlns:cx4="http://schemas.microsoft.com/office/drawing/2016/5/10/chartex" xmlns:cx5="http://schemas.microsoft.com/office/drawing/2016/5/11/chartex" xmlns:cx6="http://schemas.microsoft.com/office/drawing/2016/5/12/chartex" xmlns:cx7="http://schemas.microsoft.com/office/drawing/2016/5/13/chartex" xmlns:cx8="http://schemas.microsoft.com/office/drawing/2016/5/14/chartex" xmlns:mc="http://schemas.openxmlformats.org/markup-compatibility/2006" xmlns:aink="http://schemas.microsoft.com/office/drawing/2016/ink" xmlns:am3d="http://schemas.microsoft.com/office/drawing/2017/model3d" xmlns:o="urn:schemas-microsoft-com:office:office" xmlns:oel="http://schemas.microsoft.com/office/2019/extlst" xmlns:r="http://schemas.openxmlformats.org/officeDocument/2006/relationships" xmlns:m="http://schemas.openxmlformats.org/officeDocument/2006/math" xmlns:v="urn:schemas-microsoft-com:vml" xmlns:wp14="http://schemas.microsoft.com/office/word/2010/wordprocessingDrawing" xmlns:wp="http://schemas.openxmlformats.org/drawingml/2006/wordprocessingDrawing" xmlns:w10="urn:schemas-microsoft-com:office:word" xmlns:w="http://schemas.openxmlformats.org/wordprocessingml/2006/main" xmlns:w14="http://schemas.microsoft.com/office/word/2010/wordml" xmlns:w15="http://schemas.microsoft.com/office/word/2012/wordml" xmlns:w16cex="http://schemas.microsoft.com/office/word/2018/wordml/cex" xmlns:w16cid="http://schemas.microsoft.com/office/word/2016/wordml/cid" xmlns:w16="http://schemas.microsoft.com/office/word/2018/wordml" xmlns:w16du="http://schemas.microsoft.com/office/word/2023/wordml/word16du" xmlns:w16sdtdh="http://schemas.microsoft.com/office/word/2020/wordml/sdtdatahash" xmlns:w16se="http://schemas.microsoft.com/office/word/2015/wordml/symex" xmlns:wpg="http://schemas.microsoft.com/office/word/2010/wordprocessingGroup" xmlns:wpi="http://schemas.microsoft.com/office/word/2010/wordprocessingInk" xmlns:wne="http://schemas.microsoft.com/office/word/2006/wordml" xmlns:wps="http://schemas.microsoft.com/office/word/2010/wordprocessingShape" mc:Ignorable="w14 w15 w16se w16cid w16 w16cex w16sdtdh w16du wp14">
   <w:p>
     <w:pPr>
       <w:pStyle w:val="Header"/>
@@ -3687,8 +5821,8 @@
 </w:hdr>
 </file>
 
-<file path=word/header7.xml><?xml version="1.0" encoding="utf-8"?>
-<w:hdr xmlns:wpc="http://schemas.microsoft.com/office/word/2010/wordprocessingCanvas" xmlns:cx="http://schemas.microsoft.com/office/drawing/2014/chartex" xmlns:cx1="http://schemas.microsoft.com/office/drawing/2015/9/8/chartex" xmlns:cx2="http://schemas.microsoft.com/office/drawing/2015/10/21/chartex" xmlns:cx3="http://schemas.microsoft.com/office/drawing/2016/5/9/chartex" xmlns:cx4="http://schemas.microsoft.com/office/drawing/2016/5/10/chartex" xmlns:cx5="http://schemas.microsoft.com/office/drawing/2016/5/11/chartex" xmlns:cx6="http://schemas.microsoft.com/office/drawing/2016/5/12/chartex" xmlns:cx7="http://schemas.microsoft.com/office/drawing/2016/5/13/chartex" xmlns:cx8="http://schemas.microsoft.com/office/drawing/2016/5/14/chartex" xmlns:mc="http://schemas.openxmlformats.org/markup-compatibility/2006" xmlns:aink="http://schemas.microsoft.com/office/drawing/2016/ink" xmlns:am3d="http://schemas.microsoft.com/office/drawing/2017/model3d" xmlns:o="urn:schemas-microsoft-com:office:office" xmlns:oel="http://schemas.microsoft.com/office/2019/extlst" xmlns:r="http://schemas.openxmlformats.org/officeDocument/2006/relationships" xmlns:m="http://schemas.openxmlformats.org/officeDocument/2006/math" xmlns:v="urn:schemas-microsoft-com:vml" xmlns:wp14="http://schemas.microsoft.com/office/word/2010/wordprocessingDrawing" xmlns:wp="http://schemas.openxmlformats.org/drawingml/2006/wordprocessingDrawing" xmlns:w10="urn:schemas-microsoft-com:office:word" xmlns:w="http://schemas.openxmlformats.org/wordprocessingml/2006/main" xmlns:w14="http://schemas.microsoft.com/office/word/2010/wordml" xmlns:w15="http://schemas.microsoft.com/office/word/2012/wordml" xmlns:w16cex="http://schemas.microsoft.com/office/word/2018/wordml/cex" xmlns:w16cid="http://schemas.microsoft.com/office/word/2016/wordml/cid" xmlns:w16="http://schemas.microsoft.com/office/word/2018/wordml" xmlns:w16du="http://schemas.microsoft.com/office/word/2023/wordml/word16du" xmlns:w16sdtdh="http://schemas.microsoft.com/office/word/2020/wordml/sdtdatahash" xmlns:w16sdtfl="http://schemas.microsoft.com/office/word/2024/wordml/sdtformatlock" xmlns:w16se="http://schemas.microsoft.com/office/word/2015/wordml/symex" xmlns:wpg="http://schemas.microsoft.com/office/word/2010/wordprocessingGroup" xmlns:wpi="http://schemas.microsoft.com/office/word/2010/wordprocessingInk" xmlns:wne="http://schemas.microsoft.com/office/word/2006/wordml" xmlns:wps="http://schemas.microsoft.com/office/word/2010/wordprocessingShape" mc:Ignorable="w14 w15 w16se w16cid w16 w16cex w16sdtdh w16sdtfl w16du wp14">
+<file path=word/header5.xml><?xml version="1.0" encoding="utf-8"?>
+<w:hdr xmlns:wpc="http://schemas.microsoft.com/office/word/2010/wordprocessingCanvas" xmlns:cx="http://schemas.microsoft.com/office/drawing/2014/chartex" xmlns:cx1="http://schemas.microsoft.com/office/drawing/2015/9/8/chartex" xmlns:cx2="http://schemas.microsoft.com/office/drawing/2015/10/21/chartex" xmlns:cx3="http://schemas.microsoft.com/office/drawing/2016/5/9/chartex" xmlns:cx4="http://schemas.microsoft.com/office/drawing/2016/5/10/chartex" xmlns:cx5="http://schemas.microsoft.com/office/drawing/2016/5/11/chartex" xmlns:cx6="http://schemas.microsoft.com/office/drawing/2016/5/12/chartex" xmlns:cx7="http://schemas.microsoft.com/office/drawing/2016/5/13/chartex" xmlns:cx8="http://schemas.microsoft.com/office/drawing/2016/5/14/chartex" xmlns:mc="http://schemas.openxmlformats.org/markup-compatibility/2006" xmlns:aink="http://schemas.microsoft.com/office/drawing/2016/ink" xmlns:am3d="http://schemas.microsoft.com/office/drawing/2017/model3d" xmlns:o="urn:schemas-microsoft-com:office:office" xmlns:oel="http://schemas.microsoft.com/office/2019/extlst" xmlns:r="http://schemas.openxmlformats.org/officeDocument/2006/relationships" xmlns:m="http://schemas.openxmlformats.org/officeDocument/2006/math" xmlns:v="urn:schemas-microsoft-com:vml" xmlns:wp14="http://schemas.microsoft.com/office/word/2010/wordprocessingDrawing" xmlns:wp="http://schemas.openxmlformats.org/drawingml/2006/wordprocessingDrawing" xmlns:w10="urn:schemas-microsoft-com:office:word" xmlns:w="http://schemas.openxmlformats.org/wordprocessingml/2006/main" xmlns:w14="http://schemas.microsoft.com/office/word/2010/wordml" xmlns:w15="http://schemas.microsoft.com/office/word/2012/wordml" xmlns:w16cex="http://schemas.microsoft.com/office/word/2018/wordml/cex" xmlns:w16cid="http://schemas.microsoft.com/office/word/2016/wordml/cid" xmlns:w16="http://schemas.microsoft.com/office/word/2018/wordml" xmlns:w16du="http://schemas.microsoft.com/office/word/2023/wordml/word16du" xmlns:w16sdtdh="http://schemas.microsoft.com/office/word/2020/wordml/sdtdatahash" xmlns:w16se="http://schemas.microsoft.com/office/word/2015/wordml/symex" xmlns:wpg="http://schemas.microsoft.com/office/word/2010/wordprocessingGroup" xmlns:wpi="http://schemas.microsoft.com/office/word/2010/wordprocessingInk" xmlns:wne="http://schemas.microsoft.com/office/word/2006/wordml" xmlns:wps="http://schemas.microsoft.com/office/word/2010/wordprocessingShape" mc:Ignorable="w14 w15 w16se w16cid w16 w16cex w16sdtdh w16du wp14">
   <w:p>
     <w:pPr>
       <w:pStyle w:val="Header"/>
@@ -3698,7 +5832,7 @@
 </file>
 
 <file path=word/numbering.xml><?xml version="1.0" encoding="utf-8"?>
-<w:numbering xmlns:wpc="http://schemas.microsoft.com/office/word/2010/wordprocessingCanvas" xmlns:cx="http://schemas.microsoft.com/office/drawing/2014/chartex" xmlns:cx1="http://schemas.microsoft.com/office/drawing/2015/9/8/chartex" xmlns:cx2="http://schemas.microsoft.com/office/drawing/2015/10/21/chartex" xmlns:cx3="http://schemas.microsoft.com/office/drawing/2016/5/9/chartex" xmlns:cx4="http://schemas.microsoft.com/office/drawing/2016/5/10/chartex" xmlns:cx5="http://schemas.microsoft.com/office/drawing/2016/5/11/chartex" xmlns:cx6="http://schemas.microsoft.com/office/drawing/2016/5/12/chartex" xmlns:cx7="http://schemas.microsoft.com/office/drawing/2016/5/13/chartex" xmlns:cx8="http://schemas.microsoft.com/office/drawing/2016/5/14/chartex" xmlns:mc="http://schemas.openxmlformats.org/markup-compatibility/2006" xmlns:aink="http://schemas.microsoft.com/office/drawing/2016/ink" xmlns:am3d="http://schemas.microsoft.com/office/drawing/2017/model3d" xmlns:o="urn:schemas-microsoft-com:office:office" xmlns:oel="http://schemas.microsoft.com/office/2019/extlst" xmlns:r="http://schemas.openxmlformats.org/officeDocument/2006/relationships" xmlns:m="http://schemas.openxmlformats.org/officeDocument/2006/math" xmlns:v="urn:schemas-microsoft-com:vml" xmlns:wp14="http://schemas.microsoft.com/office/word/2010/wordprocessingDrawing" xmlns:wp="http://schemas.openxmlformats.org/drawingml/2006/wordprocessingDrawing" xmlns:w10="urn:schemas-microsoft-com:office:word" xmlns:w="http://schemas.openxmlformats.org/wordprocessingml/2006/main" xmlns:w14="http://schemas.microsoft.com/office/word/2010/wordml" xmlns:w15="http://schemas.microsoft.com/office/word/2012/wordml" xmlns:w16cex="http://schemas.microsoft.com/office/word/2018/wordml/cex" xmlns:w16cid="http://schemas.microsoft.com/office/word/2016/wordml/cid" xmlns:w16="http://schemas.microsoft.com/office/word/2018/wordml" xmlns:w16du="http://schemas.microsoft.com/office/word/2023/wordml/word16du" xmlns:w16sdtdh="http://schemas.microsoft.com/office/word/2020/wordml/sdtdatahash" xmlns:w16sdtfl="http://schemas.microsoft.com/office/word/2024/wordml/sdtformatlock" xmlns:w16se="http://schemas.microsoft.com/office/word/2015/wordml/symex" xmlns:wpg="http://schemas.microsoft.com/office/word/2010/wordprocessingGroup" xmlns:wpi="http://schemas.microsoft.com/office/word/2010/wordprocessingInk" xmlns:wne="http://schemas.microsoft.com/office/word/2006/wordml" xmlns:wps="http://schemas.microsoft.com/office/word/2010/wordprocessingShape" mc:Ignorable="w14 w15 w16se w16cid w16 w16cex w16sdtdh w16sdtfl w16du wp14">
+<w:numbering xmlns:wpc="http://schemas.microsoft.com/office/word/2010/wordprocessingCanvas" xmlns:cx="http://schemas.microsoft.com/office/drawing/2014/chartex" xmlns:cx1="http://schemas.microsoft.com/office/drawing/2015/9/8/chartex" xmlns:cx2="http://schemas.microsoft.com/office/drawing/2015/10/21/chartex" xmlns:cx3="http://schemas.microsoft.com/office/drawing/2016/5/9/chartex" xmlns:cx4="http://schemas.microsoft.com/office/drawing/2016/5/10/chartex" xmlns:cx5="http://schemas.microsoft.com/office/drawing/2016/5/11/chartex" xmlns:cx6="http://schemas.microsoft.com/office/drawing/2016/5/12/chartex" xmlns:cx7="http://schemas.microsoft.com/office/drawing/2016/5/13/chartex" xmlns:cx8="http://schemas.microsoft.com/office/drawing/2016/5/14/chartex" xmlns:mc="http://schemas.openxmlformats.org/markup-compatibility/2006" xmlns:aink="http://schemas.microsoft.com/office/drawing/2016/ink" xmlns:am3d="http://schemas.microsoft.com/office/drawing/2017/model3d" xmlns:o="urn:schemas-microsoft-com:office:office" xmlns:oel="http://schemas.microsoft.com/office/2019/extlst" xmlns:r="http://schemas.openxmlformats.org/officeDocument/2006/relationships" xmlns:m="http://schemas.openxmlformats.org/officeDocument/2006/math" xmlns:v="urn:schemas-microsoft-com:vml" xmlns:wp14="http://schemas.microsoft.com/office/word/2010/wordprocessingDrawing" xmlns:wp="http://schemas.openxmlformats.org/drawingml/2006/wordprocessingDrawing" xmlns:w10="urn:schemas-microsoft-com:office:word" xmlns:w="http://schemas.openxmlformats.org/wordprocessingml/2006/main" xmlns:w14="http://schemas.microsoft.com/office/word/2010/wordml" xmlns:w15="http://schemas.microsoft.com/office/word/2012/wordml" xmlns:w16cex="http://schemas.microsoft.com/office/word/2018/wordml/cex" xmlns:w16cid="http://schemas.microsoft.com/office/word/2016/wordml/cid" xmlns:w16="http://schemas.microsoft.com/office/word/2018/wordml" xmlns:w16du="http://schemas.microsoft.com/office/word/2023/wordml/word16du" xmlns:w16sdtdh="http://schemas.microsoft.com/office/word/2020/wordml/sdtdatahash" xmlns:w16se="http://schemas.microsoft.com/office/word/2015/wordml/symex" xmlns:wpg="http://schemas.microsoft.com/office/word/2010/wordprocessingGroup" xmlns:wpi="http://schemas.microsoft.com/office/word/2010/wordprocessingInk" xmlns:wne="http://schemas.microsoft.com/office/word/2006/wordml" xmlns:wps="http://schemas.microsoft.com/office/word/2010/wordprocessingShape" mc:Ignorable="w14 w15 w16se w16cid w16 w16cex w16sdtdh w16du wp14">
   <w:abstractNum w:abstractNumId="0" w15:restartNumberingAfterBreak="0">
     <w:nsid w:val="028A0E73"/>
     <w:multiLevelType w:val="hybridMultilevel"/>
@@ -6726,11 +8860,11 @@
 </file>
 
 <file path=word/styles.xml><?xml version="1.0" encoding="utf-8"?>
-<w:styles xmlns:mc="http://schemas.openxmlformats.org/markup-compatibility/2006" xmlns:r="http://schemas.openxmlformats.org/officeDocument/2006/relationships" xmlns:w="http://schemas.openxmlformats.org/wordprocessingml/2006/main" xmlns:w14="http://schemas.microsoft.com/office/word/2010/wordml" xmlns:w15="http://schemas.microsoft.com/office/word/2012/wordml" xmlns:w16cex="http://schemas.microsoft.com/office/word/2018/wordml/cex" xmlns:w16cid="http://schemas.microsoft.com/office/word/2016/wordml/cid" xmlns:w16="http://schemas.microsoft.com/office/word/2018/wordml" xmlns:w16du="http://schemas.microsoft.com/office/word/2023/wordml/word16du" xmlns:w16sdtdh="http://schemas.microsoft.com/office/word/2020/wordml/sdtdatahash" xmlns:w16sdtfl="http://schemas.microsoft.com/office/word/2024/wordml/sdtformatlock" xmlns:w16se="http://schemas.microsoft.com/office/word/2015/wordml/symex" mc:Ignorable="w14 w15 w16se w16cid w16 w16cex w16sdtdh w16sdtfl w16du">
+<w:styles xmlns:mc="http://schemas.openxmlformats.org/markup-compatibility/2006" xmlns:r="http://schemas.openxmlformats.org/officeDocument/2006/relationships" xmlns:w="http://schemas.openxmlformats.org/wordprocessingml/2006/main" xmlns:w14="http://schemas.microsoft.com/office/word/2010/wordml" xmlns:w15="http://schemas.microsoft.com/office/word/2012/wordml" xmlns:w16cex="http://schemas.microsoft.com/office/word/2018/wordml/cex" xmlns:w16cid="http://schemas.microsoft.com/office/word/2016/wordml/cid" xmlns:w16="http://schemas.microsoft.com/office/word/2018/wordml" xmlns:w16du="http://schemas.microsoft.com/office/word/2023/wordml/word16du" xmlns:w16sdtdh="http://schemas.microsoft.com/office/word/2020/wordml/sdtdatahash" xmlns:w16se="http://schemas.microsoft.com/office/word/2015/wordml/symex" mc:Ignorable="w14 w15 w16se w16cid w16 w16cex w16sdtdh w16du">
   <w:docDefaults>
     <w:rPrDefault>
       <w:rPr>
-        <w:rFonts w:asciiTheme="minorHAnsi" w:eastAsiaTheme="minorHAnsi" w:hAnsiTheme="minorHAnsi" w:cstheme="minorBidi"/>
+        <w:rFonts w:asciiTheme="minorHAnsi" w:eastAsia="SimSun" w:hAnsiTheme="minorHAnsi" w:cstheme="minorBidi"/>
         <w:sz w:val="22"/>
         <w:szCs w:val="22"/>
         <w:lang w:val="en-CA" w:eastAsia="en-US" w:bidi="ar-SA"/>
